--- a/data/exports/kcet-ray-optics_revision_notes.docx
+++ b/data/exports/kcet-ray-optics_revision_notes.docx
@@ -189,7 +189,7 @@
                 <w:color w:val="2D3748"/>
                 <w:sz w:val="19"/>
               </w:rPr>
-              <w:t>Kcet Ray Optics - Core Application</w:t>
+              <w:t>Reflection at Spherical Mirrors &amp; Mirror Formula</w:t>
             </w:r>
           </w:p>
         </w:tc>
@@ -209,7 +209,7 @@
               <w:rPr>
                 <w:sz w:val="19"/>
               </w:rPr>
-              <w:t>38 PYQs</w:t>
+              <w:t>19 PYQs</w:t>
             </w:r>
           </w:p>
         </w:tc>
@@ -230,7 +230,268 @@
                 <w:color w:val="718096"/>
                 <w:sz w:val="19"/>
               </w:rPr>
-              <w:t>General Concept</w:t>
+              <w:t>Mirrors</w:t>
+            </w:r>
+          </w:p>
+        </w:tc>
+      </w:tr>
+      <w:tr>
+        <w:tc>
+          <w:tcPr>
+            <w:tcW w:type="dxa" w:w="2160"/>
+            <w:shd w:fill="FFFFFF"/>
+            <w:tcMar>
+              <w:top w:w="80" w:type="dxa"/>
+              <w:bottom w:w="80" w:type="dxa"/>
+              <w:left w:w="150" w:type="dxa"/>
+              <w:right w:w="150" w:type="dxa"/>
+            </w:tcMar>
+          </w:tcPr>
+          <w:p>
+            <w:r>
+              <w:rPr>
+                <w:b/>
+                <w:color w:val="C53030"/>
+                <w:sz w:val="19"/>
+              </w:rPr>
+              <w:t>Very High</w:t>
+            </w:r>
+          </w:p>
+        </w:tc>
+        <w:tc>
+          <w:tcPr>
+            <w:tcW w:type="dxa" w:w="4320"/>
+            <w:shd w:fill="FFFFFF"/>
+            <w:tcMar>
+              <w:top w:w="80" w:type="dxa"/>
+              <w:bottom w:w="80" w:type="dxa"/>
+              <w:left w:w="150" w:type="dxa"/>
+              <w:right w:w="150" w:type="dxa"/>
+            </w:tcMar>
+          </w:tcPr>
+          <w:p>
+            <w:r>
+              <w:rPr>
+                <w:b/>
+                <w:color w:val="2D3748"/>
+                <w:sz w:val="19"/>
+              </w:rPr>
+              <w:t>Refraction at Interfaces, Snell's Law &amp; TIR</w:t>
+            </w:r>
+          </w:p>
+        </w:tc>
+        <w:tc>
+          <w:tcPr>
+            <w:tcW w:type="dxa" w:w="1728"/>
+            <w:shd w:fill="FFFFFF"/>
+            <w:tcMar>
+              <w:top w:w="80" w:type="dxa"/>
+              <w:bottom w:w="80" w:type="dxa"/>
+              <w:left w:w="150" w:type="dxa"/>
+              <w:right w:w="150" w:type="dxa"/>
+            </w:tcMar>
+          </w:tcPr>
+          <w:p>
+            <w:r>
+              <w:rPr>
+                <w:sz w:val="19"/>
+              </w:rPr>
+              <w:t>18 PYQs</w:t>
+            </w:r>
+          </w:p>
+        </w:tc>
+        <w:tc>
+          <w:tcPr>
+            <w:tcW w:type="dxa" w:w="1872"/>
+            <w:shd w:fill="FFFFFF"/>
+            <w:tcMar>
+              <w:top w:w="80" w:type="dxa"/>
+              <w:bottom w:w="80" w:type="dxa"/>
+              <w:left w:w="150" w:type="dxa"/>
+              <w:right w:w="150" w:type="dxa"/>
+            </w:tcMar>
+          </w:tcPr>
+          <w:p>
+            <w:r>
+              <w:rPr>
+                <w:color w:val="718096"/>
+                <w:sz w:val="19"/>
+              </w:rPr>
+              <w:t>Refraction</w:t>
+            </w:r>
+          </w:p>
+        </w:tc>
+      </w:tr>
+      <w:tr>
+        <w:tc>
+          <w:tcPr>
+            <w:tcW w:type="dxa" w:w="2160"/>
+            <w:shd w:fill="F7FAFC"/>
+            <w:tcMar>
+              <w:top w:w="80" w:type="dxa"/>
+              <w:bottom w:w="80" w:type="dxa"/>
+              <w:left w:w="150" w:type="dxa"/>
+              <w:right w:w="150" w:type="dxa"/>
+            </w:tcMar>
+          </w:tcPr>
+          <w:p>
+            <w:r>
+              <w:rPr>
+                <w:b/>
+                <w:color w:val="2B6CB0"/>
+                <w:sz w:val="19"/>
+              </w:rPr>
+              <w:t>High</w:t>
+            </w:r>
+          </w:p>
+        </w:tc>
+        <w:tc>
+          <w:tcPr>
+            <w:tcW w:type="dxa" w:w="4320"/>
+            <w:shd w:fill="F7FAFC"/>
+            <w:tcMar>
+              <w:top w:w="80" w:type="dxa"/>
+              <w:bottom w:w="80" w:type="dxa"/>
+              <w:left w:w="150" w:type="dxa"/>
+              <w:right w:w="150" w:type="dxa"/>
+            </w:tcMar>
+          </w:tcPr>
+          <w:p>
+            <w:r>
+              <w:rPr>
+                <w:b/>
+                <w:color w:val="2D3748"/>
+                <w:sz w:val="19"/>
+              </w:rPr>
+              <w:t>Lens Maker's Formula &amp; Optical Instruments</w:t>
+            </w:r>
+          </w:p>
+        </w:tc>
+        <w:tc>
+          <w:tcPr>
+            <w:tcW w:type="dxa" w:w="1728"/>
+            <w:shd w:fill="F7FAFC"/>
+            <w:tcMar>
+              <w:top w:w="80" w:type="dxa"/>
+              <w:bottom w:w="80" w:type="dxa"/>
+              <w:left w:w="150" w:type="dxa"/>
+              <w:right w:w="150" w:type="dxa"/>
+            </w:tcMar>
+          </w:tcPr>
+          <w:p>
+            <w:r>
+              <w:rPr>
+                <w:sz w:val="19"/>
+              </w:rPr>
+              <w:t>14 PYQs</w:t>
+            </w:r>
+          </w:p>
+        </w:tc>
+        <w:tc>
+          <w:tcPr>
+            <w:tcW w:type="dxa" w:w="1872"/>
+            <w:shd w:fill="F7FAFC"/>
+            <w:tcMar>
+              <w:top w:w="80" w:type="dxa"/>
+              <w:bottom w:w="80" w:type="dxa"/>
+              <w:left w:w="150" w:type="dxa"/>
+              <w:right w:w="150" w:type="dxa"/>
+            </w:tcMar>
+          </w:tcPr>
+          <w:p>
+            <w:r>
+              <w:rPr>
+                <w:color w:val="718096"/>
+                <w:sz w:val="19"/>
+              </w:rPr>
+              <w:t>Lenses &amp; Instruments</w:t>
+            </w:r>
+          </w:p>
+        </w:tc>
+      </w:tr>
+      <w:tr>
+        <w:tc>
+          <w:tcPr>
+            <w:tcW w:type="dxa" w:w="2160"/>
+            <w:shd w:fill="FFFFFF"/>
+            <w:tcMar>
+              <w:top w:w="80" w:type="dxa"/>
+              <w:bottom w:w="80" w:type="dxa"/>
+              <w:left w:w="150" w:type="dxa"/>
+              <w:right w:w="150" w:type="dxa"/>
+            </w:tcMar>
+          </w:tcPr>
+          <w:p>
+            <w:r>
+              <w:rPr>
+                <w:b/>
+                <w:color w:val="718096"/>
+                <w:sz w:val="19"/>
+              </w:rPr>
+              <w:t>Moderate</w:t>
+            </w:r>
+          </w:p>
+        </w:tc>
+        <w:tc>
+          <w:tcPr>
+            <w:tcW w:type="dxa" w:w="4320"/>
+            <w:shd w:fill="FFFFFF"/>
+            <w:tcMar>
+              <w:top w:w="80" w:type="dxa"/>
+              <w:bottom w:w="80" w:type="dxa"/>
+              <w:left w:w="150" w:type="dxa"/>
+              <w:right w:w="150" w:type="dxa"/>
+            </w:tcMar>
+          </w:tcPr>
+          <w:p>
+            <w:r>
+              <w:rPr>
+                <w:b/>
+                <w:color w:val="2D3748"/>
+                <w:sz w:val="19"/>
+              </w:rPr>
+              <w:t>Prism Dispersion &amp; Minimum Deviation</w:t>
+            </w:r>
+          </w:p>
+        </w:tc>
+        <w:tc>
+          <w:tcPr>
+            <w:tcW w:type="dxa" w:w="1728"/>
+            <w:shd w:fill="FFFFFF"/>
+            <w:tcMar>
+              <w:top w:w="80" w:type="dxa"/>
+              <w:bottom w:w="80" w:type="dxa"/>
+              <w:left w:w="150" w:type="dxa"/>
+              <w:right w:w="150" w:type="dxa"/>
+            </w:tcMar>
+          </w:tcPr>
+          <w:p>
+            <w:r>
+              <w:rPr>
+                <w:sz w:val="19"/>
+              </w:rPr>
+              <w:t>7 PYQs</w:t>
+            </w:r>
+          </w:p>
+        </w:tc>
+        <w:tc>
+          <w:tcPr>
+            <w:tcW w:type="dxa" w:w="1872"/>
+            <w:shd w:fill="FFFFFF"/>
+            <w:tcMar>
+              <w:top w:w="80" w:type="dxa"/>
+              <w:bottom w:w="80" w:type="dxa"/>
+              <w:left w:w="150" w:type="dxa"/>
+              <w:right w:w="150" w:type="dxa"/>
+            </w:tcMar>
+          </w:tcPr>
+          <w:p>
+            <w:r>
+              <w:rPr>
+                <w:color w:val="718096"/>
+                <w:sz w:val="19"/>
+              </w:rPr>
+              <w:t>Prisms</w:t>
             </w:r>
           </w:p>
         </w:tc>
@@ -311,6 +572,190 @@
           </w:p>
         </w:tc>
       </w:tr>
+      <w:tr>
+        <w:tc>
+          <w:tcPr>
+            <w:tcW w:type="dxa" w:w="3600"/>
+            <w:shd w:fill="F7FAFC"/>
+            <w:tcMar>
+              <w:top w:w="100" w:type="dxa"/>
+              <w:bottom w:w="100" w:type="dxa"/>
+              <w:left w:w="150" w:type="dxa"/>
+              <w:right w:w="150" w:type="dxa"/>
+            </w:tcMar>
+          </w:tcPr>
+          <w:p>
+            <w:r>
+              <w:rPr>
+                <w:b/>
+                <w:color w:val="1A365D"/>
+                <w:sz w:val="19"/>
+              </w:rPr>
+              <w:t>Reflection at Spherical Mirrors &amp; Mirror Formula</w:t>
+            </w:r>
+          </w:p>
+        </w:tc>
+        <w:tc>
+          <w:tcPr>
+            <w:tcW w:type="dxa" w:w="6480"/>
+            <w:shd w:fill="F7FAFC"/>
+            <w:tcMar>
+              <w:top w:w="100" w:type="dxa"/>
+              <w:bottom w:w="100" w:type="dxa"/>
+              <w:left w:w="150" w:type="dxa"/>
+              <w:right w:w="150" w:type="dxa"/>
+            </w:tcMar>
+          </w:tcPr>
+          <w:p>
+            <w:r>
+              <w:rPr>
+                <w:rFonts w:ascii="Cambria Math" w:hAnsi="Cambria Math"/>
+                <w:color w:val="2D3748"/>
+                <w:sz w:val="19"/>
+              </w:rPr>
+              <w:t>\frac{1}{v} + \frac{1}{u} = \frac{1}{f}, \quad m = -\frac{v}{u} = \frac{f}{f - u}, \quad f = \frac{R}{2}</w:t>
+            </w:r>
+          </w:p>
+        </w:tc>
+      </w:tr>
+      <w:tr>
+        <w:tc>
+          <w:tcPr>
+            <w:tcW w:type="dxa" w:w="3600"/>
+            <w:shd w:fill="FFFFFF"/>
+            <w:tcMar>
+              <w:top w:w="100" w:type="dxa"/>
+              <w:bottom w:w="100" w:type="dxa"/>
+              <w:left w:w="150" w:type="dxa"/>
+              <w:right w:w="150" w:type="dxa"/>
+            </w:tcMar>
+          </w:tcPr>
+          <w:p>
+            <w:r>
+              <w:rPr>
+                <w:b/>
+                <w:color w:val="1A365D"/>
+                <w:sz w:val="19"/>
+              </w:rPr>
+              <w:t>Refraction at Interfaces, Snell's Law &amp; TIR</w:t>
+            </w:r>
+          </w:p>
+        </w:tc>
+        <w:tc>
+          <w:tcPr>
+            <w:tcW w:type="dxa" w:w="6480"/>
+            <w:shd w:fill="FFFFFF"/>
+            <w:tcMar>
+              <w:top w:w="100" w:type="dxa"/>
+              <w:bottom w:w="100" w:type="dxa"/>
+              <w:left w:w="150" w:type="dxa"/>
+              <w:right w:w="150" w:type="dxa"/>
+            </w:tcMar>
+          </w:tcPr>
+          <w:p>
+            <w:r>
+              <w:rPr>
+                <w:rFonts w:ascii="Cambria Math" w:hAnsi="Cambria Math"/>
+                <w:color w:val="2D3748"/>
+                <w:sz w:val="19"/>
+              </w:rPr>
+              <w:t>n_1 \sin i = n_2 \sin r, \quad \sin\theta_c = \frac{n_2}{n_1} \; (n_1 &gt; n_2), \quad d' = \frac{d}{\mu}, \quad \text{Shift} = t\left(1 - \frac{1}{\mu}\right)</w:t>
+            </w:r>
+          </w:p>
+        </w:tc>
+      </w:tr>
+      <w:tr>
+        <w:tc>
+          <w:tcPr>
+            <w:tcW w:type="dxa" w:w="3600"/>
+            <w:shd w:fill="F7FAFC"/>
+            <w:tcMar>
+              <w:top w:w="100" w:type="dxa"/>
+              <w:bottom w:w="100" w:type="dxa"/>
+              <w:left w:w="150" w:type="dxa"/>
+              <w:right w:w="150" w:type="dxa"/>
+            </w:tcMar>
+          </w:tcPr>
+          <w:p>
+            <w:r>
+              <w:rPr>
+                <w:b/>
+                <w:color w:val="1A365D"/>
+                <w:sz w:val="19"/>
+              </w:rPr>
+              <w:t>Lens Maker's Formula &amp; Optical Instruments</w:t>
+            </w:r>
+          </w:p>
+        </w:tc>
+        <w:tc>
+          <w:tcPr>
+            <w:tcW w:type="dxa" w:w="6480"/>
+            <w:shd w:fill="F7FAFC"/>
+            <w:tcMar>
+              <w:top w:w="100" w:type="dxa"/>
+              <w:bottom w:w="100" w:type="dxa"/>
+              <w:left w:w="150" w:type="dxa"/>
+              <w:right w:w="150" w:type="dxa"/>
+            </w:tcMar>
+          </w:tcPr>
+          <w:p>
+            <w:r>
+              <w:rPr>
+                <w:rFonts w:ascii="Cambria Math" w:hAnsi="Cambria Math"/>
+                <w:color w:val="2D3748"/>
+                <w:sz w:val="19"/>
+              </w:rPr>
+              <w:t>\frac{1}{f} = (\mu - 1)\left(\frac{1}{R_1} - \frac{1}{R_2}\right), \quad P = \frac{1}{f}, \quad M_{\text{telescope}} = \frac{f_o}{f_e}, \quad M_{\text{microscope}} = \frac{L}{f_o}\frac{D}{f_e}</w:t>
+            </w:r>
+          </w:p>
+        </w:tc>
+      </w:tr>
+      <w:tr>
+        <w:tc>
+          <w:tcPr>
+            <w:tcW w:type="dxa" w:w="3600"/>
+            <w:shd w:fill="FFFFFF"/>
+            <w:tcMar>
+              <w:top w:w="100" w:type="dxa"/>
+              <w:bottom w:w="100" w:type="dxa"/>
+              <w:left w:w="150" w:type="dxa"/>
+              <w:right w:w="150" w:type="dxa"/>
+            </w:tcMar>
+          </w:tcPr>
+          <w:p>
+            <w:r>
+              <w:rPr>
+                <w:b/>
+                <w:color w:val="1A365D"/>
+                <w:sz w:val="19"/>
+              </w:rPr>
+              <w:t>Prism Dispersion &amp; Minimum Deviation</w:t>
+            </w:r>
+          </w:p>
+        </w:tc>
+        <w:tc>
+          <w:tcPr>
+            <w:tcW w:type="dxa" w:w="6480"/>
+            <w:shd w:fill="FFFFFF"/>
+            <w:tcMar>
+              <w:top w:w="100" w:type="dxa"/>
+              <w:bottom w:w="100" w:type="dxa"/>
+              <w:left w:w="150" w:type="dxa"/>
+              <w:right w:w="150" w:type="dxa"/>
+            </w:tcMar>
+          </w:tcPr>
+          <w:p>
+            <w:r>
+              <w:rPr>
+                <w:rFonts w:ascii="Cambria Math" w:hAnsi="Cambria Math"/>
+                <w:color w:val="2D3748"/>
+                <w:sz w:val="19"/>
+              </w:rPr>
+              <w:t>\delta = i + e - A, \quad \mu = \frac{\sin\left(\frac{A + \delta_m}{2}\right)}{\sin(A/2)}, \quad \delta \approx (\mu - 1)A \; (\text{thin prism})</w:t>
+            </w:r>
+          </w:p>
+        </w:tc>
+      </w:tr>
     </w:tbl>
     <w:p>
       <w:pPr>
@@ -338,7 +783,7 @@
           <w:color w:val="2B6CB0"/>
           <w:sz w:val="24"/>
         </w:rPr>
-        <w:t>3.1 Kcet Ray Optics - Core Application (Very High Yield — 38 PYQs)</w:t>
+        <w:t>3.1 Reflection at Spherical Mirrors &amp; Mirror Formula (Very High Yield — 19 PYQs)</w:t>
       </w:r>
     </w:p>
     <w:p>
@@ -353,7 +798,7 @@
         <w:rPr>
           <w:sz w:val="20"/>
         </w:rPr>
-        <w:t>Key problem pattern in Kcet Ray Optics.</w:t>
+        <w:t>Image formation by concave and convex mirrors, Cartesian sign convention, and linear/longitudinal magnification.</w:t>
       </w:r>
     </w:p>
     <w:tbl>
@@ -391,7 +836,7 @@
                 <w:color w:val="2D3748"/>
                 <w:sz w:val="19"/>
               </w:rPr>
-              <w:t>Watch for algebraic and sign errors.</w:t>
+              <w:t>Concave mirror has negative focal length (f &lt; 0); convex mirror has positive focal length (f &gt; 0).</w:t>
             </w:r>
           </w:p>
         </w:tc>
@@ -432,7 +877,631 @@
                 <w:color w:val="2D3748"/>
                 <w:sz w:val="19"/>
               </w:rPr>
-              <w:t>Verify dimensions and boundary conditions.</w:t>
+              <w:t>Virtual image in a concave mirror is ALWAYS magnified (|m| &gt; 1), while in a convex mirror it is ALWAYS diminished (|m| &lt; 1).</w:t>
+            </w:r>
+          </w:p>
+        </w:tc>
+      </w:tr>
+    </w:tbl>
+    <w:p>
+      <w:pPr>
+        <w:spacing w:before="120" w:after="40"/>
+      </w:pPr>
+      <w:r>
+        <w:rPr>
+          <w:b/>
+          <w:color w:val="1A365D"/>
+          <w:sz w:val="19"/>
+        </w:rPr>
+        <w:t>Source PYQs testing this concept:</w:t>
+      </w:r>
+    </w:p>
+    <w:p>
+      <w:pPr>
+        <w:pStyle w:val="ListBullet"/>
+        <w:spacing w:after="40"/>
+      </w:pPr>
+      <w:r>
+        <w:rPr>
+          <w:b/>
+          <w:sz w:val="18"/>
+        </w:rPr>
+        <w:t xml:space="preserve">[2026 Shift] Q#4 (MCQ): </w:t>
+      </w:r>
+      <w:r>
+        <w:rPr>
+          <w:sz w:val="18"/>
+        </w:rPr>
+        <w:t xml:space="preserve">"The direction of a ray of light incident on a concave mirror is shown by PQ, while direction in which the ray would travel after reflection ..."  </w:t>
+      </w:r>
+      <w:r>
+        <w:rPr>
+          <w:b/>
+          <w:color w:val="2B6CB0"/>
+          <w:sz w:val="18"/>
+        </w:rPr>
+        <w:t>[Ans: N/A]</w:t>
+      </w:r>
+    </w:p>
+    <w:p>
+      <w:pPr>
+        <w:pStyle w:val="ListBullet"/>
+        <w:spacing w:after="40"/>
+      </w:pPr>
+      <w:r>
+        <w:rPr>
+          <w:b/>
+          <w:sz w:val="18"/>
+        </w:rPr>
+        <w:t xml:space="preserve">[2024 Shift] Q#2 (MCQ): </w:t>
+      </w:r>
+      <w:r>
+        <w:rPr>
+          <w:sz w:val="18"/>
+        </w:rPr>
+        <w:t xml:space="preserve">"An equiconvex lens of radius of curvature 14 cm is made up of two different materials. Left half and right half of vertical portion is made ..."  </w:t>
+      </w:r>
+      <w:r>
+        <w:rPr>
+          <w:b/>
+          <w:color w:val="2B6CB0"/>
+          <w:sz w:val="18"/>
+        </w:rPr>
+        <w:t>[Ans: N/A]</w:t>
+      </w:r>
+    </w:p>
+    <w:p>
+      <w:pPr>
+        <w:pStyle w:val="ListBullet"/>
+        <w:spacing w:after="40"/>
+      </w:pPr>
+      <w:r>
+        <w:rPr>
+          <w:b/>
+          <w:sz w:val="18"/>
+        </w:rPr>
+        <w:t xml:space="preserve">[2024 Shift] Q#3 (MCQ): </w:t>
+      </w:r>
+      <w:r>
+        <w:rPr>
+          <w:sz w:val="18"/>
+        </w:rPr>
+        <w:t xml:space="preserve">"The final image formed by an astronomical telescope is..."  </w:t>
+      </w:r>
+      <w:r>
+        <w:rPr>
+          <w:b/>
+          <w:color w:val="2B6CB0"/>
+          <w:sz w:val="18"/>
+        </w:rPr>
+        <w:t>[Ans: N/A]</w:t>
+      </w:r>
+    </w:p>
+    <w:p>
+      <w:pPr>
+        <w:spacing w:after="120"/>
+      </w:pPr>
+    </w:p>
+    <w:p>
+      <w:pPr>
+        <w:pStyle w:val="Heading2"/>
+      </w:pPr>
+      <w:r>
+        <w:rPr>
+          <w:color w:val="2B6CB0"/>
+          <w:sz w:val="24"/>
+        </w:rPr>
+        <w:t>3.2 Refraction at Interfaces, Snell's Law &amp; TIR (Very High Yield — 18 PYQs)</w:t>
+      </w:r>
+    </w:p>
+    <w:p>
+      <w:r>
+        <w:rPr>
+          <w:b/>
+          <w:sz w:val="20"/>
+        </w:rPr>
+        <w:t xml:space="preserve">Core Principle: </w:t>
+      </w:r>
+      <w:r>
+        <w:rPr>
+          <w:sz w:val="20"/>
+        </w:rPr>
+        <w:t>Snell's law, apparent depth shift in transparent media, and total internal reflection condition (i ≥ θ_c from denser to rarer).</w:t>
+      </w:r>
+    </w:p>
+    <w:tbl>
+      <w:tblPr>
+        <w:tblW w:type="auto" w:w="0"/>
+        <w:jc w:val="center"/>
+        <w:tblLook w:firstColumn="1" w:firstRow="1" w:lastColumn="0" w:lastRow="0" w:noHBand="0" w:noVBand="1" w:val="04A0"/>
+      </w:tblPr>
+      <w:tblGrid>
+        <w:gridCol w:w="10080"/>
+      </w:tblGrid>
+      <w:tr>
+        <w:tc>
+          <w:tcPr>
+            <w:tcW w:type="dxa" w:w="10080"/>
+            <w:shd w:fill="FFF5F5"/>
+            <w:tcMar>
+              <w:top w:w="100" w:type="dxa"/>
+              <w:bottom w:w="100" w:type="dxa"/>
+              <w:left w:w="150" w:type="dxa"/>
+              <w:right w:w="150" w:type="dxa"/>
+            </w:tcMar>
+          </w:tcPr>
+          <w:p>
+            <w:r>
+              <w:rPr>
+                <w:b/>
+                <w:color w:val="C53030"/>
+                <w:sz w:val="19"/>
+              </w:rPr>
+              <w:t xml:space="preserve">⚠️ Common Trap / JEE Pitfall: </w:t>
+            </w:r>
+            <w:r>
+              <w:rPr>
+                <w:color w:val="2D3748"/>
+                <w:sz w:val="19"/>
+              </w:rPr>
+              <w:t>Total internal reflection can ONLY occur when light travels from an optically DENSER medium to a RARER medium.</w:t>
+            </w:r>
+          </w:p>
+        </w:tc>
+      </w:tr>
+    </w:tbl>
+    <w:tbl>
+      <w:tblPr>
+        <w:tblW w:type="auto" w:w="0"/>
+        <w:jc w:val="center"/>
+        <w:tblLook w:firstColumn="1" w:firstRow="1" w:lastColumn="0" w:lastRow="0" w:noHBand="0" w:noVBand="1" w:val="04A0"/>
+      </w:tblPr>
+      <w:tblGrid>
+        <w:gridCol w:w="10080"/>
+      </w:tblGrid>
+      <w:tr>
+        <w:tc>
+          <w:tcPr>
+            <w:tcW w:type="dxa" w:w="10080"/>
+            <w:shd w:fill="F0FFF4"/>
+            <w:tcMar>
+              <w:top w:w="100" w:type="dxa"/>
+              <w:bottom w:w="100" w:type="dxa"/>
+              <w:left w:w="150" w:type="dxa"/>
+              <w:right w:w="150" w:type="dxa"/>
+            </w:tcMar>
+          </w:tcPr>
+          <w:p>
+            <w:r>
+              <w:rPr>
+                <w:b/>
+                <w:color w:val="276749"/>
+                <w:sz w:val="19"/>
+              </w:rPr>
+              <w:t xml:space="preserve">💡 Speed Hack / Trick: </w:t>
+            </w:r>
+            <w:r>
+              <w:rPr>
+                <w:color w:val="2D3748"/>
+                <w:sz w:val="19"/>
+              </w:rPr>
+              <w:t>Area of circle through which light emerges from fish/source at depth h: A = (π h^2 / μ^2 - 1).</w:t>
+            </w:r>
+          </w:p>
+        </w:tc>
+      </w:tr>
+    </w:tbl>
+    <w:p>
+      <w:pPr>
+        <w:spacing w:before="120" w:after="40"/>
+      </w:pPr>
+      <w:r>
+        <w:rPr>
+          <w:b/>
+          <w:color w:val="1A365D"/>
+          <w:sz w:val="19"/>
+        </w:rPr>
+        <w:t>Source PYQs testing this concept:</w:t>
+      </w:r>
+    </w:p>
+    <w:p>
+      <w:pPr>
+        <w:pStyle w:val="ListBullet"/>
+        <w:spacing w:after="40"/>
+      </w:pPr>
+      <w:r>
+        <w:rPr>
+          <w:b/>
+          <w:sz w:val="18"/>
+        </w:rPr>
+        <w:t xml:space="preserve">[2026 Shift] Q#1 (MCQ): </w:t>
+      </w:r>
+      <w:r>
+        <w:rPr>
+          <w:sz w:val="18"/>
+        </w:rPr>
+        <w:t xml:space="preserve">"From the graph of angle of deviation versus angle of incidence for an equilateral prism, the refractive index of material of prism is..."  </w:t>
+      </w:r>
+      <w:r>
+        <w:rPr>
+          <w:b/>
+          <w:color w:val="2B6CB0"/>
+          <w:sz w:val="18"/>
+        </w:rPr>
+        <w:t>[Ans: N/A]</w:t>
+      </w:r>
+    </w:p>
+    <w:p>
+      <w:pPr>
+        <w:pStyle w:val="ListBullet"/>
+        <w:spacing w:after="40"/>
+      </w:pPr>
+      <w:r>
+        <w:rPr>
+          <w:b/>
+          <w:sz w:val="18"/>
+        </w:rPr>
+        <w:t xml:space="preserve">[2026 Shift] Q#2 (MCQ): </w:t>
+      </w:r>
+      <w:r>
+        <w:rPr>
+          <w:sz w:val="18"/>
+        </w:rPr>
+        <w:t xml:space="preserve">"The critical angle for a monochromatic light going from medium A to medium B is θ . If the speed of light in medium A is V , then t..."  </w:t>
+      </w:r>
+      <w:r>
+        <w:rPr>
+          <w:b/>
+          <w:color w:val="2B6CB0"/>
+          <w:sz w:val="18"/>
+        </w:rPr>
+        <w:t>[Ans: C]</w:t>
+      </w:r>
+    </w:p>
+    <w:p>
+      <w:pPr>
+        <w:pStyle w:val="ListBullet"/>
+        <w:spacing w:after="40"/>
+      </w:pPr>
+      <w:r>
+        <w:rPr>
+          <w:b/>
+          <w:sz w:val="18"/>
+        </w:rPr>
+        <w:t xml:space="preserve">[2026 Shift] Q#3 (MCQ): </w:t>
+      </w:r>
+      <w:r>
+        <w:rPr>
+          <w:sz w:val="18"/>
+        </w:rPr>
+        <w:t xml:space="preserve">"The incorrect statement about refractive index for a pair of media is..."  </w:t>
+      </w:r>
+      <w:r>
+        <w:rPr>
+          <w:b/>
+          <w:color w:val="2B6CB0"/>
+          <w:sz w:val="18"/>
+        </w:rPr>
+        <w:t>[Ans: N/A]</w:t>
+      </w:r>
+    </w:p>
+    <w:p>
+      <w:pPr>
+        <w:spacing w:after="120"/>
+      </w:pPr>
+    </w:p>
+    <w:p>
+      <w:pPr>
+        <w:pStyle w:val="Heading2"/>
+      </w:pPr>
+      <w:r>
+        <w:rPr>
+          <w:color w:val="2B6CB0"/>
+          <w:sz w:val="24"/>
+        </w:rPr>
+        <w:t>3.3 Lens Maker's Formula &amp; Optical Instruments (High Yield — 14 PYQs)</w:t>
+      </w:r>
+    </w:p>
+    <w:p>
+      <w:r>
+        <w:rPr>
+          <w:b/>
+          <w:sz w:val="20"/>
+        </w:rPr>
+        <w:t xml:space="preserve">Core Principle: </w:t>
+      </w:r>
+      <w:r>
+        <w:rPr>
+          <w:sz w:val="20"/>
+        </w:rPr>
+        <w:t>Thin lens refraction, Lens Maker's equation, lens power in Dioptres (P = 1/f), and magnifying power of optical devices.</w:t>
+      </w:r>
+    </w:p>
+    <w:tbl>
+      <w:tblPr>
+        <w:tblW w:type="auto" w:w="0"/>
+        <w:jc w:val="center"/>
+        <w:tblLook w:firstColumn="1" w:firstRow="1" w:lastColumn="0" w:lastRow="0" w:noHBand="0" w:noVBand="1" w:val="04A0"/>
+      </w:tblPr>
+      <w:tblGrid>
+        <w:gridCol w:w="10080"/>
+      </w:tblGrid>
+      <w:tr>
+        <w:tc>
+          <w:tcPr>
+            <w:tcW w:type="dxa" w:w="10080"/>
+            <w:shd w:fill="FFF5F5"/>
+            <w:tcMar>
+              <w:top w:w="100" w:type="dxa"/>
+              <w:bottom w:w="100" w:type="dxa"/>
+              <w:left w:w="150" w:type="dxa"/>
+              <w:right w:w="150" w:type="dxa"/>
+            </w:tcMar>
+          </w:tcPr>
+          <w:p>
+            <w:r>
+              <w:rPr>
+                <w:b/>
+                <w:color w:val="C53030"/>
+                <w:sz w:val="19"/>
+              </w:rPr>
+              <w:t xml:space="preserve">⚠️ Common Trap / JEE Pitfall: </w:t>
+            </w:r>
+            <w:r>
+              <w:rPr>
+                <w:color w:val="2D3748"/>
+                <w:sz w:val="19"/>
+              </w:rPr>
+              <w:t>When a lens is immersed in a liquid of refractive index μ_l &gt; μ_(glass), its converging/diverging nature REVERSES (convex acts concave).</w:t>
+            </w:r>
+          </w:p>
+        </w:tc>
+      </w:tr>
+    </w:tbl>
+    <w:tbl>
+      <w:tblPr>
+        <w:tblW w:type="auto" w:w="0"/>
+        <w:jc w:val="center"/>
+        <w:tblLook w:firstColumn="1" w:firstRow="1" w:lastColumn="0" w:lastRow="0" w:noHBand="0" w:noVBand="1" w:val="04A0"/>
+      </w:tblPr>
+      <w:tblGrid>
+        <w:gridCol w:w="10080"/>
+      </w:tblGrid>
+      <w:tr>
+        <w:tc>
+          <w:tcPr>
+            <w:tcW w:type="dxa" w:w="10080"/>
+            <w:shd w:fill="F0FFF4"/>
+            <w:tcMar>
+              <w:top w:w="100" w:type="dxa"/>
+              <w:bottom w:w="100" w:type="dxa"/>
+              <w:left w:w="150" w:type="dxa"/>
+              <w:right w:w="150" w:type="dxa"/>
+            </w:tcMar>
+          </w:tcPr>
+          <w:p>
+            <w:r>
+              <w:rPr>
+                <w:b/>
+                <w:color w:val="276749"/>
+                <w:sz w:val="19"/>
+              </w:rPr>
+              <w:t xml:space="preserve">💡 Speed Hack / Trick: </w:t>
+            </w:r>
+            <w:r>
+              <w:rPr>
+                <w:color w:val="2D3748"/>
+                <w:sz w:val="19"/>
+              </w:rPr>
+              <w:t>When a lens is cut vertically in half, each half retains the SAME focal length f. When cut horizontally, focal length remains f, but image brightness is halved.</w:t>
+            </w:r>
+          </w:p>
+        </w:tc>
+      </w:tr>
+    </w:tbl>
+    <w:p>
+      <w:pPr>
+        <w:spacing w:before="120" w:after="40"/>
+      </w:pPr>
+      <w:r>
+        <w:rPr>
+          <w:b/>
+          <w:color w:val="1A365D"/>
+          <w:sz w:val="19"/>
+        </w:rPr>
+        <w:t>Source PYQs testing this concept:</w:t>
+      </w:r>
+    </w:p>
+    <w:p>
+      <w:pPr>
+        <w:pStyle w:val="ListBullet"/>
+        <w:spacing w:after="40"/>
+      </w:pPr>
+      <w:r>
+        <w:rPr>
+          <w:b/>
+          <w:sz w:val="18"/>
+        </w:rPr>
+        <w:t xml:space="preserve">[2025 Shift] Q#3 (MCQ): </w:t>
+      </w:r>
+      <w:r>
+        <w:rPr>
+          <w:sz w:val="18"/>
+        </w:rPr>
+        <w:t xml:space="preserve">"A convex lens has power P. It is cut into two halves along its principal axis. Further one piece (out of two halves) is cut into two halves ..."  </w:t>
+      </w:r>
+      <w:r>
+        <w:rPr>
+          <w:b/>
+          <w:color w:val="2B6CB0"/>
+          <w:sz w:val="18"/>
+        </w:rPr>
+        <w:t>[Ans: N/A]</w:t>
+      </w:r>
+    </w:p>
+    <w:p>
+      <w:pPr>
+        <w:pStyle w:val="ListBullet"/>
+        <w:spacing w:after="40"/>
+      </w:pPr>
+      <w:r>
+        <w:rPr>
+          <w:b/>
+          <w:sz w:val="18"/>
+        </w:rPr>
+        <w:t xml:space="preserve">[2025 Shift] Q#4 (MCQ): </w:t>
+      </w:r>
+      <w:r>
+        <w:rPr>
+          <w:sz w:val="18"/>
+        </w:rPr>
+        <w:t xml:space="preserve">"The image formed by an objective lens of a compound microscope is..."  </w:t>
+      </w:r>
+      <w:r>
+        <w:rPr>
+          <w:b/>
+          <w:color w:val="2B6CB0"/>
+          <w:sz w:val="18"/>
+        </w:rPr>
+        <w:t>[Ans: N/A]</w:t>
+      </w:r>
+    </w:p>
+    <w:p>
+      <w:pPr>
+        <w:pStyle w:val="ListBullet"/>
+        <w:spacing w:after="40"/>
+      </w:pPr>
+      <w:r>
+        <w:rPr>
+          <w:b/>
+          <w:sz w:val="18"/>
+        </w:rPr>
+        <w:t xml:space="preserve">[2024 Shift] Q#2 (MCQ): </w:t>
+      </w:r>
+      <w:r>
+        <w:rPr>
+          <w:sz w:val="18"/>
+        </w:rPr>
+        <w:t xml:space="preserve">"An equiconvex lens of radius of curvature 14 cm is made up of two different materials. Left half and right half of vertical portion is made ..."  </w:t>
+      </w:r>
+      <w:r>
+        <w:rPr>
+          <w:b/>
+          <w:color w:val="2B6CB0"/>
+          <w:sz w:val="18"/>
+        </w:rPr>
+        <w:t>[Ans: N/A]</w:t>
+      </w:r>
+    </w:p>
+    <w:p>
+      <w:pPr>
+        <w:spacing w:after="120"/>
+      </w:pPr>
+    </w:p>
+    <w:p>
+      <w:pPr>
+        <w:pStyle w:val="Heading2"/>
+      </w:pPr>
+      <w:r>
+        <w:rPr>
+          <w:color w:val="2B6CB0"/>
+          <w:sz w:val="24"/>
+        </w:rPr>
+        <w:t>3.4 Prism Dispersion &amp; Minimum Deviation (Moderate Yield — 7 PYQs)</w:t>
+      </w:r>
+    </w:p>
+    <w:p>
+      <w:r>
+        <w:rPr>
+          <w:b/>
+          <w:sz w:val="20"/>
+        </w:rPr>
+        <w:t xml:space="preserve">Core Principle: </w:t>
+      </w:r>
+      <w:r>
+        <w:rPr>
+          <w:sz w:val="20"/>
+        </w:rPr>
+        <w:t>Ray refraction through triangular prisms, condition for minimum deviation (i = e, r_1 = r_2 = A/2), and angular dispersion.</w:t>
+      </w:r>
+    </w:p>
+    <w:tbl>
+      <w:tblPr>
+        <w:tblW w:type="auto" w:w="0"/>
+        <w:jc w:val="center"/>
+        <w:tblLook w:firstColumn="1" w:firstRow="1" w:lastColumn="0" w:lastRow="0" w:noHBand="0" w:noVBand="1" w:val="04A0"/>
+      </w:tblPr>
+      <w:tblGrid>
+        <w:gridCol w:w="10080"/>
+      </w:tblGrid>
+      <w:tr>
+        <w:tc>
+          <w:tcPr>
+            <w:tcW w:type="dxa" w:w="10080"/>
+            <w:shd w:fill="FFF5F5"/>
+            <w:tcMar>
+              <w:top w:w="100" w:type="dxa"/>
+              <w:bottom w:w="100" w:type="dxa"/>
+              <w:left w:w="150" w:type="dxa"/>
+              <w:right w:w="150" w:type="dxa"/>
+            </w:tcMar>
+          </w:tcPr>
+          <w:p>
+            <w:r>
+              <w:rPr>
+                <w:b/>
+                <w:color w:val="C53030"/>
+                <w:sz w:val="19"/>
+              </w:rPr>
+              <w:t xml:space="preserve">⚠️ Common Trap / JEE Pitfall: </w:t>
+            </w:r>
+            <w:r>
+              <w:rPr>
+                <w:color w:val="2D3748"/>
+                <w:sz w:val="19"/>
+              </w:rPr>
+              <w:t>At minimum deviation, the refracted ray inside an equilateral prism passes strictly PARALLEL to the base.</w:t>
+            </w:r>
+          </w:p>
+        </w:tc>
+      </w:tr>
+    </w:tbl>
+    <w:tbl>
+      <w:tblPr>
+        <w:tblW w:type="auto" w:w="0"/>
+        <w:jc w:val="center"/>
+        <w:tblLook w:firstColumn="1" w:firstRow="1" w:lastColumn="0" w:lastRow="0" w:noHBand="0" w:noVBand="1" w:val="04A0"/>
+      </w:tblPr>
+      <w:tblGrid>
+        <w:gridCol w:w="10080"/>
+      </w:tblGrid>
+      <w:tr>
+        <w:tc>
+          <w:tcPr>
+            <w:tcW w:type="dxa" w:w="10080"/>
+            <w:shd w:fill="F0FFF4"/>
+            <w:tcMar>
+              <w:top w:w="100" w:type="dxa"/>
+              <w:bottom w:w="100" w:type="dxa"/>
+              <w:left w:w="150" w:type="dxa"/>
+              <w:right w:w="150" w:type="dxa"/>
+            </w:tcMar>
+          </w:tcPr>
+          <w:p>
+            <w:r>
+              <w:rPr>
+                <w:b/>
+                <w:color w:val="276749"/>
+                <w:sz w:val="19"/>
+              </w:rPr>
+              <w:t xml:space="preserve">💡 Speed Hack / Trick: </w:t>
+            </w:r>
+            <w:r>
+              <w:rPr>
+                <w:color w:val="2D3748"/>
+                <w:sz w:val="19"/>
+              </w:rPr>
+              <w:t>Condition for no emergent ray (always TIR on second face): A &gt; 2θ_c.</w:t>
             </w:r>
           </w:p>
         </w:tc>
@@ -515,13 +1584,13 @@
           <w:b/>
           <w:sz w:val="18"/>
         </w:rPr>
-        <w:t xml:space="preserve">[2026 Shift] Q#2 (MCQ): </w:t>
+        <w:t xml:space="preserve">[2025 Shift] Q#1 (MCQ): </w:t>
       </w:r>
       <w:r>
         <w:rPr>
           <w:sz w:val="18"/>
         </w:rPr>
-        <w:t xml:space="preserve">"The critical angle for a monochromatic light going from medium A to medium B is θ . If the speed of light in medium A is V , then t..."  </w:t>
+        <w:t xml:space="preserve">"If r and r^1 denotes the angles inside the prism having angle of prism 50° considering that during interval of time from $t=0..."  </w:t>
       </w:r>
       <w:r>
         <w:rPr>
@@ -529,7 +1598,7 @@
           <w:color w:val="2B6CB0"/>
           <w:sz w:val="18"/>
         </w:rPr>
-        <w:t>[Ans: C]</w:t>
+        <w:t>[Ans: N/A]</w:t>
       </w:r>
     </w:p>
     <w:p>
@@ -660,6 +1729,371 @@
               <w:t>Solution Analysis:</w:t>
               <w:br/>
               <w:t>For an equilateral prism, the angle of prism is A=60° . From the graph of angle of deviation δ versus angle of incidence i , the lowest value of deviation is the minimum deviation. Here, the graph shows δ_(m)=60° . The refractive index μ of the prism material is given by μ=\fracsin(\fracA+δ_(m)2)sin((A / 2)) Now put A=60° and δ_(m)=60° in the formula. μ=\fracsin(\frac60°+60°2)sin(\frac60°2) μ=\fracsin(60°)sin(30°) Using sin60°=\frac√(3)2 and sin30°=(1 / 2) , μ=\frac\frac√(3)2(1 / 2) μ=√(3)</w:t>
+            </w:r>
+          </w:p>
+        </w:tc>
+      </w:tr>
+    </w:tbl>
+    <w:p>
+      <w:pPr>
+        <w:spacing w:after="120"/>
+      </w:pPr>
+    </w:p>
+    <w:p>
+      <w:pPr>
+        <w:spacing w:before="160" w:after="40"/>
+      </w:pPr>
+      <w:r>
+        <w:rPr>
+          <w:b/>
+          <w:color w:val="1A365D"/>
+          <w:sz w:val="22"/>
+        </w:rPr>
+        <w:t>Benchmark Problem 2: KCET 2026 (Q#1)</w:t>
+      </w:r>
+    </w:p>
+    <w:p>
+      <w:pPr>
+        <w:spacing w:after="80"/>
+      </w:pPr>
+      <w:r>
+        <w:rPr>
+          <w:sz w:val="20"/>
+        </w:rPr>
+        <w:t>With reference to the figure shown below, match the following: List-I List-II (a) Angle of reflection (i) 60° (b) Value of α (ii) 120° (c) Angle of deviation (iii) 30°</w:t>
+      </w:r>
+    </w:p>
+    <w:p>
+      <w:pPr>
+        <w:pStyle w:val="ListBullet"/>
+        <w:spacing w:after="20"/>
+      </w:pPr>
+      <w:r>
+        <w:rPr>
+          <w:b/>
+          <w:color w:val="276749"/>
+          <w:sz w:val="19"/>
+        </w:rPr>
+        <w:t>(A) a-i, b-ii, c-iii</w:t>
+      </w:r>
+    </w:p>
+    <w:p>
+      <w:pPr>
+        <w:pStyle w:val="ListBullet"/>
+        <w:spacing w:after="20"/>
+      </w:pPr>
+      <w:r>
+        <w:rPr>
+          <w:sz w:val="19"/>
+        </w:rPr>
+        <w:t>(B) a-ii, b-i, c-iii</w:t>
+      </w:r>
+    </w:p>
+    <w:p>
+      <w:pPr>
+        <w:pStyle w:val="ListBullet"/>
+        <w:spacing w:after="20"/>
+      </w:pPr>
+      <w:r>
+        <w:rPr>
+          <w:sz w:val="19"/>
+        </w:rPr>
+        <w:t>(C) a-iii, b-i, c-ii</w:t>
+      </w:r>
+    </w:p>
+    <w:p>
+      <w:pPr>
+        <w:pStyle w:val="ListBullet"/>
+        <w:spacing w:after="20"/>
+      </w:pPr>
+      <w:r>
+        <w:rPr>
+          <w:sz w:val="19"/>
+        </w:rPr>
+        <w:t>(D) a-iii, b-ii, c-i</w:t>
+      </w:r>
+    </w:p>
+    <w:tbl>
+      <w:tblPr>
+        <w:tblW w:type="auto" w:w="0"/>
+        <w:jc w:val="center"/>
+        <w:tblLook w:firstColumn="1" w:firstRow="1" w:lastColumn="0" w:lastRow="0" w:noHBand="0" w:noVBand="1" w:val="04A0"/>
+      </w:tblPr>
+      <w:tblGrid>
+        <w:gridCol w:w="10080"/>
+      </w:tblGrid>
+      <w:tr>
+        <w:tc>
+          <w:tcPr>
+            <w:tcW w:type="dxa" w:w="10080"/>
+            <w:shd w:fill="F7FAFC"/>
+            <w:tcMar>
+              <w:top w:w="100" w:type="dxa"/>
+              <w:bottom w:w="100" w:type="dxa"/>
+              <w:left w:w="150" w:type="dxa"/>
+              <w:right w:w="150" w:type="dxa"/>
+            </w:tcMar>
+          </w:tcPr>
+          <w:p>
+            <w:r>
+              <w:rPr>
+                <w:b/>
+                <w:color w:val="1A365D"/>
+                <w:sz w:val="19"/>
+              </w:rPr>
+              <w:t>Correct Answer: A</w:t>
+              <w:br/>
+            </w:r>
+            <w:r>
+              <w:rPr>
+                <w:color w:val="2D3748"/>
+                <w:sz w:val="18"/>
+              </w:rPr>
+              <w:t>Solution Analysis:</w:t>
+              <w:br/>
+              <w:t>From the figure, the angle of incidence is i=30° . By the law of reflection, the angle of reflection is equal to the angle of incidence. So, r=30° . This matches (a) with (iii). The normal is perpendicular to the mirror surface. So the angle between the normal and the mirror is 90° . Here, r+α=90° . ⇒ 30°+α=90° ⇒ α=60° So, (b) matches with (i). The angle of deviation is given by δ=180°-(i+r) . ⇒ δ=180°-(30°+30°) ⇒ δ=120° So, (c) matches with (ii). The correct matching is a-iii, b-i, c-ii. Answer: a-iii, b-i, c-ii</w:t>
+            </w:r>
+          </w:p>
+        </w:tc>
+      </w:tr>
+    </w:tbl>
+    <w:p>
+      <w:pPr>
+        <w:spacing w:after="120"/>
+      </w:pPr>
+    </w:p>
+    <w:p>
+      <w:pPr>
+        <w:spacing w:before="160" w:after="40"/>
+      </w:pPr>
+      <w:r>
+        <w:rPr>
+          <w:b/>
+          <w:color w:val="1A365D"/>
+          <w:sz w:val="22"/>
+        </w:rPr>
+        <w:t>Benchmark Problem 3: KCET 2026 (Q#4)</w:t>
+      </w:r>
+    </w:p>
+    <w:p>
+      <w:pPr>
+        <w:spacing w:after="80"/>
+      </w:pPr>
+      <w:r>
+        <w:rPr>
+          <w:sz w:val="20"/>
+        </w:rPr>
+        <w:t>The direction of a ray of light incident on a concave mirror is shown by PQ, while direction in which the ray would travel after reflection is shown by four rays marked as A, B, C and D as shown in the figure. Which of the four rays correctly shows the direction of the reflected ray?</w:t>
+      </w:r>
+    </w:p>
+    <w:p>
+      <w:pPr>
+        <w:pStyle w:val="ListBullet"/>
+        <w:spacing w:after="20"/>
+      </w:pPr>
+      <w:r>
+        <w:rPr>
+          <w:sz w:val="19"/>
+        </w:rPr>
+        <w:t xml:space="preserve">(A) </w:t>
+      </w:r>
+    </w:p>
+    <w:p>
+      <w:pPr>
+        <w:pStyle w:val="ListBullet"/>
+        <w:spacing w:after="20"/>
+      </w:pPr>
+      <w:r>
+        <w:rPr>
+          <w:sz w:val="19"/>
+        </w:rPr>
+        <w:t xml:space="preserve">(B) </w:t>
+      </w:r>
+    </w:p>
+    <w:p>
+      <w:pPr>
+        <w:pStyle w:val="ListBullet"/>
+        <w:spacing w:after="20"/>
+      </w:pPr>
+      <w:r>
+        <w:rPr>
+          <w:sz w:val="19"/>
+        </w:rPr>
+        <w:t xml:space="preserve">(C) </w:t>
+      </w:r>
+    </w:p>
+    <w:p>
+      <w:pPr>
+        <w:pStyle w:val="ListBullet"/>
+        <w:spacing w:after="20"/>
+      </w:pPr>
+      <w:r>
+        <w:rPr>
+          <w:sz w:val="19"/>
+        </w:rPr>
+        <w:t xml:space="preserve">(D) </w:t>
+      </w:r>
+    </w:p>
+    <w:tbl>
+      <w:tblPr>
+        <w:tblW w:type="auto" w:w="0"/>
+        <w:jc w:val="center"/>
+        <w:tblLook w:firstColumn="1" w:firstRow="1" w:lastColumn="0" w:lastRow="0" w:noHBand="0" w:noVBand="1" w:val="04A0"/>
+      </w:tblPr>
+      <w:tblGrid>
+        <w:gridCol w:w="10080"/>
+      </w:tblGrid>
+      <w:tr>
+        <w:tc>
+          <w:tcPr>
+            <w:tcW w:type="dxa" w:w="10080"/>
+            <w:shd w:fill="F7FAFC"/>
+            <w:tcMar>
+              <w:top w:w="100" w:type="dxa"/>
+              <w:bottom w:w="100" w:type="dxa"/>
+              <w:left w:w="150" w:type="dxa"/>
+              <w:right w:w="150" w:type="dxa"/>
+            </w:tcMar>
+          </w:tcPr>
+          <w:p>
+            <w:r>
+              <w:rPr>
+                <w:b/>
+                <w:color w:val="1A365D"/>
+                <w:sz w:val="19"/>
+              </w:rPr>
+              <w:t>Correct Answer: None</w:t>
+              <w:br/>
+            </w:r>
+            <w:r>
+              <w:rPr>
+                <w:color w:val="2D3748"/>
+                <w:sz w:val="18"/>
+              </w:rPr>
+              <w:t>Solution Analysis:</w:t>
+              <w:br/>
+              <w:t>For a concave mirror, there is an important rule: a ray of light which is parallel to the principal axis reflects and then passes through the principal focus, F . In the figure, the incident ray PQ is parallel to the principal axis of the concave mirror. So after reflection, this ray must pass through the focus F . Among the given rays, only ray C passes through the principal focus F . So, the correct reflected ray is C .</w:t>
+            </w:r>
+          </w:p>
+        </w:tc>
+      </w:tr>
+    </w:tbl>
+    <w:p>
+      <w:pPr>
+        <w:spacing w:after="120"/>
+      </w:pPr>
+    </w:p>
+    <w:p>
+      <w:pPr>
+        <w:spacing w:before="160" w:after="40"/>
+      </w:pPr>
+      <w:r>
+        <w:rPr>
+          <w:b/>
+          <w:color w:val="1A365D"/>
+          <w:sz w:val="22"/>
+        </w:rPr>
+        <w:t>Benchmark Problem 4: KCET 2025 (Q#4)</w:t>
+      </w:r>
+    </w:p>
+    <w:p>
+      <w:pPr>
+        <w:spacing w:after="80"/>
+      </w:pPr>
+      <w:r>
+        <w:rPr>
+          <w:sz w:val="20"/>
+        </w:rPr>
+        <w:t>The image formed by an objective lens of a compound microscope is</w:t>
+      </w:r>
+    </w:p>
+    <w:p>
+      <w:pPr>
+        <w:pStyle w:val="ListBullet"/>
+        <w:spacing w:after="20"/>
+      </w:pPr>
+      <w:r>
+        <w:rPr>
+          <w:sz w:val="19"/>
+        </w:rPr>
+        <w:t>(A) Real and diminished</w:t>
+      </w:r>
+    </w:p>
+    <w:p>
+      <w:pPr>
+        <w:pStyle w:val="ListBullet"/>
+        <w:spacing w:after="20"/>
+      </w:pPr>
+      <w:r>
+        <w:rPr>
+          <w:sz w:val="19"/>
+        </w:rPr>
+        <w:t>(B) Real and enlarged</w:t>
+      </w:r>
+    </w:p>
+    <w:p>
+      <w:pPr>
+        <w:pStyle w:val="ListBullet"/>
+        <w:spacing w:after="20"/>
+      </w:pPr>
+      <w:r>
+        <w:rPr>
+          <w:sz w:val="19"/>
+        </w:rPr>
+        <w:t>(C) Virtual and enlarged</w:t>
+      </w:r>
+    </w:p>
+    <w:p>
+      <w:pPr>
+        <w:pStyle w:val="ListBullet"/>
+        <w:spacing w:after="20"/>
+      </w:pPr>
+      <w:r>
+        <w:rPr>
+          <w:sz w:val="19"/>
+        </w:rPr>
+        <w:t>(D) Virtual and diminished</w:t>
+      </w:r>
+    </w:p>
+    <w:tbl>
+      <w:tblPr>
+        <w:tblW w:type="auto" w:w="0"/>
+        <w:jc w:val="center"/>
+        <w:tblLook w:firstColumn="1" w:firstRow="1" w:lastColumn="0" w:lastRow="0" w:noHBand="0" w:noVBand="1" w:val="04A0"/>
+      </w:tblPr>
+      <w:tblGrid>
+        <w:gridCol w:w="10080"/>
+      </w:tblGrid>
+      <w:tr>
+        <w:tc>
+          <w:tcPr>
+            <w:tcW w:type="dxa" w:w="10080"/>
+            <w:shd w:fill="F7FAFC"/>
+            <w:tcMar>
+              <w:top w:w="100" w:type="dxa"/>
+              <w:bottom w:w="100" w:type="dxa"/>
+              <w:left w:w="150" w:type="dxa"/>
+              <w:right w:w="150" w:type="dxa"/>
+            </w:tcMar>
+          </w:tcPr>
+          <w:p>
+            <w:r>
+              <w:rPr>
+                <w:b/>
+                <w:color w:val="1A365D"/>
+                <w:sz w:val="19"/>
+              </w:rPr>
+              <w:t>Correct Answer: None</w:t>
+              <w:br/>
+            </w:r>
+            <w:r>
+              <w:rPr>
+                <w:color w:val="2D3748"/>
+                <w:sz w:val="18"/>
+              </w:rPr>
+              <w:t>Solution Analysis:</w:t>
+              <w:br/>
+              <w:t>The objective lens of a compound microscope produces a real, inverted and magnified image of the object. So the correct choice is: Option B: Real and enlarged</w:t>
             </w:r>
           </w:p>
         </w:tc>

--- a/data/exports/kcet-ray-optics_revision_notes.docx
+++ b/data/exports/kcet-ray-optics_revision_notes.docx
@@ -13,7 +13,7 @@
           <w:color w:val="1A365D"/>
           <w:sz w:val="44"/>
         </w:rPr>
-        <w:t>JEE MAIN REVISION MASTER: RAY OPTICS 2026 5 QUESTIONS 8.33% WEIGHTAGE</w:t>
+        <w:t>JEE MAIN REVISION MASTER: RAY OPTICS</w:t>
       </w:r>
     </w:p>
     <w:p>
@@ -209,7 +209,7 @@
               <w:rPr>
                 <w:sz w:val="19"/>
               </w:rPr>
-              <w:t>19 PYQs</w:t>
+              <w:t>17 PYQs</w:t>
             </w:r>
           </w:p>
         </w:tc>
@@ -251,10 +251,10 @@
             <w:r>
               <w:rPr>
                 <w:b/>
-                <w:color w:val="C53030"/>
+                <w:color w:val="2B6CB0"/>
                 <w:sz w:val="19"/>
               </w:rPr>
-              <w:t>Very High</w:t>
+              <w:t>High</w:t>
             </w:r>
           </w:p>
         </w:tc>
@@ -296,7 +296,7 @@
               <w:rPr>
                 <w:sz w:val="19"/>
               </w:rPr>
-              <w:t>18 PYQs</w:t>
+              <w:t>12 PYQs</w:t>
             </w:r>
           </w:p>
         </w:tc>
@@ -383,7 +383,7 @@
               <w:rPr>
                 <w:sz w:val="19"/>
               </w:rPr>
-              <w:t>14 PYQs</w:t>
+              <w:t>11 PYQs</w:t>
             </w:r>
           </w:p>
         </w:tc>
@@ -783,7 +783,7 @@
           <w:color w:val="2B6CB0"/>
           <w:sz w:val="24"/>
         </w:rPr>
-        <w:t>3.1 Reflection at Spherical Mirrors &amp; Mirror Formula (Very High Yield — 19 PYQs)</w:t>
+        <w:t>3.1 Reflection at Spherical Mirrors &amp; Mirror Formula (Very High Yield — 17 PYQs)</w:t>
       </w:r>
     </w:p>
     <w:p>
@@ -991,7 +991,7 @@
           <w:color w:val="2B6CB0"/>
           <w:sz w:val="24"/>
         </w:rPr>
-        <w:t>3.2 Refraction at Interfaces, Snell's Law &amp; TIR (Very High Yield — 18 PYQs)</w:t>
+        <w:t>3.2 Refraction at Interfaces, Snell's Law &amp; TIR (High Yield — 12 PYQs)</w:t>
       </w:r>
     </w:p>
     <w:p>
@@ -1114,33 +1114,6 @@
           <w:b/>
           <w:sz w:val="18"/>
         </w:rPr>
-        <w:t xml:space="preserve">[2026 Shift] Q#1 (MCQ): </w:t>
-      </w:r>
-      <w:r>
-        <w:rPr>
-          <w:sz w:val="18"/>
-        </w:rPr>
-        <w:t xml:space="preserve">"From the graph of angle of deviation versus angle of incidence for an equilateral prism, the refractive index of material of prism is..."  </w:t>
-      </w:r>
-      <w:r>
-        <w:rPr>
-          <w:b/>
-          <w:color w:val="2B6CB0"/>
-          <w:sz w:val="18"/>
-        </w:rPr>
-        <w:t>[Ans: N/A]</w:t>
-      </w:r>
-    </w:p>
-    <w:p>
-      <w:pPr>
-        <w:pStyle w:val="ListBullet"/>
-        <w:spacing w:after="40"/>
-      </w:pPr>
-      <w:r>
-        <w:rPr>
-          <w:b/>
-          <w:sz w:val="18"/>
-        </w:rPr>
         <w:t xml:space="preserve">[2026 Shift] Q#2 (MCQ): </w:t>
       </w:r>
       <w:r>
@@ -1187,6 +1160,33 @@
     </w:p>
     <w:p>
       <w:pPr>
+        <w:pStyle w:val="ListBullet"/>
+        <w:spacing w:after="40"/>
+      </w:pPr>
+      <w:r>
+        <w:rPr>
+          <w:b/>
+          <w:sz w:val="18"/>
+        </w:rPr>
+        <w:t xml:space="preserve">[2025 Shift] Q#2 (MCQ): </w:t>
+      </w:r>
+      <w:r>
+        <w:rPr>
+          <w:sz w:val="18"/>
+        </w:rPr>
+        <w:t xml:space="preserve">"A ray of light passes from vaccum into a medium of refractive index n . If the angle of incidence is twice the angle of refraction, then t..."  </w:t>
+      </w:r>
+      <w:r>
+        <w:rPr>
+          <w:b/>
+          <w:color w:val="2B6CB0"/>
+          <w:sz w:val="18"/>
+        </w:rPr>
+        <w:t>[Ans: N/A]</w:t>
+      </w:r>
+    </w:p>
+    <w:p>
+      <w:pPr>
         <w:spacing w:after="120"/>
       </w:pPr>
     </w:p>
@@ -1199,7 +1199,7 @@
           <w:color w:val="2B6CB0"/>
           <w:sz w:val="24"/>
         </w:rPr>
-        <w:t>3.3 Lens Maker's Formula &amp; Optical Instruments (High Yield — 14 PYQs)</w:t>
+        <w:t>3.3 Lens Maker's Formula &amp; Optical Instruments (High Yield — 11 PYQs)</w:t>
       </w:r>
     </w:p>
     <w:p>
@@ -1376,13 +1376,13 @@
           <w:b/>
           <w:sz w:val="18"/>
         </w:rPr>
-        <w:t xml:space="preserve">[2024 Shift] Q#2 (MCQ): </w:t>
+        <w:t xml:space="preserve">[2023 Shift] Q#1 (MCQ): </w:t>
       </w:r>
       <w:r>
         <w:rPr>
           <w:sz w:val="18"/>
         </w:rPr>
-        <w:t xml:space="preserve">"An equiconvex lens of radius of curvature 14 cm is made up of two different materials. Left half and right half of vertical portion is made ..."  </w:t>
+        <w:t xml:space="preserve">"An equiconvex lens made of glass of refractive index (3 / 2) has focal length f in air. It is completely immersed in water of refrac..."  </w:t>
       </w:r>
       <w:r>
         <w:rPr>
@@ -1749,7 +1749,7 @@
           <w:color w:val="1A365D"/>
           <w:sz w:val="22"/>
         </w:rPr>
-        <w:t>Benchmark Problem 2: KCET 2026 (Q#1)</w:t>
+        <w:t>Benchmark Problem 2: KCET 2026 (Q#2)</w:t>
       </w:r>
     </w:p>
     <w:p>
@@ -1760,7 +1760,31 @@
         <w:rPr>
           <w:sz w:val="20"/>
         </w:rPr>
-        <w:t>With reference to the figure shown below, match the following: List-I List-II (a) Angle of reflection (i) 60° (b) Value of α (ii) 120° (c) Angle of deviation (iii) 30°</w:t>
+        <w:t>The critical angle for a monochromatic light going from medium A to medium B is θ . If the speed of light in medium A is V , then the speed of light in medium B is</w:t>
+      </w:r>
+    </w:p>
+    <w:p>
+      <w:pPr>
+        <w:pStyle w:val="ListBullet"/>
+        <w:spacing w:after="20"/>
+      </w:pPr>
+      <w:r>
+        <w:rPr>
+          <w:sz w:val="19"/>
+        </w:rPr>
+        <w:t>(A) V(1-cosθ)</w:t>
+      </w:r>
+    </w:p>
+    <w:p>
+      <w:pPr>
+        <w:pStyle w:val="ListBullet"/>
+        <w:spacing w:after="20"/>
+      </w:pPr>
+      <w:r>
+        <w:rPr>
+          <w:sz w:val="19"/>
+        </w:rPr>
+        <w:t>(B) (V / cosθ)</w:t>
       </w:r>
     </w:p>
     <w:p>
@@ -1774,7 +1798,7 @@
           <w:color w:val="276749"/>
           <w:sz w:val="19"/>
         </w:rPr>
-        <w:t>(A) a-i, b-ii, c-iii</w:t>
+        <w:t>(C) (V / sinθ)</w:t>
       </w:r>
     </w:p>
     <w:p>
@@ -1786,31 +1810,7 @@
         <w:rPr>
           <w:sz w:val="19"/>
         </w:rPr>
-        <w:t>(B) a-ii, b-i, c-iii</w:t>
-      </w:r>
-    </w:p>
-    <w:p>
-      <w:pPr>
-        <w:pStyle w:val="ListBullet"/>
-        <w:spacing w:after="20"/>
-      </w:pPr>
-      <w:r>
-        <w:rPr>
-          <w:sz w:val="19"/>
-        </w:rPr>
-        <w:t>(C) a-iii, b-i, c-ii</w:t>
-      </w:r>
-    </w:p>
-    <w:p>
-      <w:pPr>
-        <w:pStyle w:val="ListBullet"/>
-        <w:spacing w:after="20"/>
-      </w:pPr>
-      <w:r>
-        <w:rPr>
-          <w:sz w:val="19"/>
-        </w:rPr>
-        <w:t>(D) a-iii, b-ii, c-i</w:t>
+        <w:t>(D) V(1-sinθ)</w:t>
       </w:r>
     </w:p>
     <w:tbl>
@@ -1841,7 +1841,7 @@
                 <w:color w:val="1A365D"/>
                 <w:sz w:val="19"/>
               </w:rPr>
-              <w:t>Correct Answer: A</w:t>
+              <w:t>Correct Answer: C</w:t>
               <w:br/>
             </w:r>
             <w:r>
@@ -1851,7 +1851,7 @@
               </w:rPr>
               <w:t>Solution Analysis:</w:t>
               <w:br/>
-              <w:t>From the figure, the angle of incidence is i=30° . By the law of reflection, the angle of reflection is equal to the angle of incidence. So, r=30° . This matches (a) with (iii). The normal is perpendicular to the mirror surface. So the angle between the normal and the mirror is 90° . Here, r+α=90° . ⇒ 30°+α=90° ⇒ α=60° So, (b) matches with (i). The angle of deviation is given by δ=180°-(i+r) . ⇒ δ=180°-(30°+30°) ⇒ δ=120° So, (c) matches with (ii). The correct matching is a-iii, b-i, c-ii. Answer: a-iii, b-i, c-ii</w:t>
+              <w:t>For critical angle, light must be travelling from a denser medium to a rarer medium. Here, light goes from medium A to medium B, and the critical angle is θ . At the critical angle, the angle of refraction in medium B becomes 90° . Using Snell’s law, n_(A)sinθ=n_(B)sin90° Since sin90°=1 , n_(A)sinθ=n_(B) Now, refractive index is related to speed of light by n=(c / v) So, n_(A)=(c / V) Let the speed of light in medium B be v_(B) . Then, n_(B)=\fraccv_(B) Substituting in the equation, (c / V)sinθ=\fraccv_(B) Cancel c from both sides: (sinθ / V)=\frac1v_(B) So, v_(B)=(V / sinθ) Hence, the speed of light in medium B is (V / sinθ) Correct option: C.</w:t>
             </w:r>
           </w:p>
         </w:tc>

--- a/data/exports/kcet-ray-optics_revision_notes.docx
+++ b/data/exports/kcet-ray-optics_revision_notes.docx
@@ -189,7 +189,7 @@
                 <w:color w:val="2D3748"/>
                 <w:sz w:val="19"/>
               </w:rPr>
-              <w:t>Reflection at Spherical Mirrors &amp; Mirror Formula</w:t>
+              <w:t>Thin Lenses, Lens Maker's Formula &amp; Optical Instruments</w:t>
             </w:r>
           </w:p>
         </w:tc>
@@ -209,7 +209,7 @@
               <w:rPr>
                 <w:sz w:val="19"/>
               </w:rPr>
-              <w:t>17 PYQs</w:t>
+              <w:t>19 PYQs</w:t>
             </w:r>
           </w:p>
         </w:tc>
@@ -230,7 +230,7 @@
                 <w:color w:val="718096"/>
                 <w:sz w:val="19"/>
               </w:rPr>
-              <w:t>Mirrors</w:t>
+              <w:t>Lenses &amp; Instruments</w:t>
             </w:r>
           </w:p>
         </w:tc>
@@ -276,7 +276,7 @@
                 <w:color w:val="2D3748"/>
                 <w:sz w:val="19"/>
               </w:rPr>
-              <w:t>Refraction at Interfaces, Snell's Law &amp; TIR</w:t>
+              <w:t>Refraction, Snell's Law &amp; Total Internal Reflection (TIR)</w:t>
             </w:r>
           </w:p>
         </w:tc>
@@ -296,7 +296,7 @@
               <w:rPr>
                 <w:sz w:val="19"/>
               </w:rPr>
-              <w:t>12 PYQs</w:t>
+              <w:t>13 PYQs</w:t>
             </w:r>
           </w:p>
         </w:tc>
@@ -317,7 +317,7 @@
                 <w:color w:val="718096"/>
                 <w:sz w:val="19"/>
               </w:rPr>
-              <w:t>Refraction</w:t>
+              <w:t>Geometric Optics</w:t>
             </w:r>
           </w:p>
         </w:tc>
@@ -338,10 +338,10 @@
             <w:r>
               <w:rPr>
                 <w:b/>
-                <w:color w:val="2B6CB0"/>
+                <w:color w:val="718096"/>
                 <w:sz w:val="19"/>
               </w:rPr>
-              <w:t>High</w:t>
+              <w:t>Moderate</w:t>
             </w:r>
           </w:p>
         </w:tc>
@@ -363,7 +363,7 @@
                 <w:color w:val="2D3748"/>
                 <w:sz w:val="19"/>
               </w:rPr>
-              <w:t>Lens Maker's Formula &amp; Optical Instruments</w:t>
+              <w:t>Prism Dispersion &amp; Angle of Minimum Deviation</w:t>
             </w:r>
           </w:p>
         </w:tc>
@@ -383,7 +383,7 @@
               <w:rPr>
                 <w:sz w:val="19"/>
               </w:rPr>
-              <w:t>11 PYQs</w:t>
+              <w:t>7 PYQs</w:t>
             </w:r>
           </w:p>
         </w:tc>
@@ -391,93 +391,6 @@
           <w:tcPr>
             <w:tcW w:type="dxa" w:w="1872"/>
             <w:shd w:fill="F7FAFC"/>
-            <w:tcMar>
-              <w:top w:w="80" w:type="dxa"/>
-              <w:bottom w:w="80" w:type="dxa"/>
-              <w:left w:w="150" w:type="dxa"/>
-              <w:right w:w="150" w:type="dxa"/>
-            </w:tcMar>
-          </w:tcPr>
-          <w:p>
-            <w:r>
-              <w:rPr>
-                <w:color w:val="718096"/>
-                <w:sz w:val="19"/>
-              </w:rPr>
-              <w:t>Lenses &amp; Instruments</w:t>
-            </w:r>
-          </w:p>
-        </w:tc>
-      </w:tr>
-      <w:tr>
-        <w:tc>
-          <w:tcPr>
-            <w:tcW w:type="dxa" w:w="2160"/>
-            <w:shd w:fill="FFFFFF"/>
-            <w:tcMar>
-              <w:top w:w="80" w:type="dxa"/>
-              <w:bottom w:w="80" w:type="dxa"/>
-              <w:left w:w="150" w:type="dxa"/>
-              <w:right w:w="150" w:type="dxa"/>
-            </w:tcMar>
-          </w:tcPr>
-          <w:p>
-            <w:r>
-              <w:rPr>
-                <w:b/>
-                <w:color w:val="718096"/>
-                <w:sz w:val="19"/>
-              </w:rPr>
-              <w:t>Moderate</w:t>
-            </w:r>
-          </w:p>
-        </w:tc>
-        <w:tc>
-          <w:tcPr>
-            <w:tcW w:type="dxa" w:w="4320"/>
-            <w:shd w:fill="FFFFFF"/>
-            <w:tcMar>
-              <w:top w:w="80" w:type="dxa"/>
-              <w:bottom w:w="80" w:type="dxa"/>
-              <w:left w:w="150" w:type="dxa"/>
-              <w:right w:w="150" w:type="dxa"/>
-            </w:tcMar>
-          </w:tcPr>
-          <w:p>
-            <w:r>
-              <w:rPr>
-                <w:b/>
-                <w:color w:val="2D3748"/>
-                <w:sz w:val="19"/>
-              </w:rPr>
-              <w:t>Prism Dispersion &amp; Minimum Deviation</w:t>
-            </w:r>
-          </w:p>
-        </w:tc>
-        <w:tc>
-          <w:tcPr>
-            <w:tcW w:type="dxa" w:w="1728"/>
-            <w:shd w:fill="FFFFFF"/>
-            <w:tcMar>
-              <w:top w:w="80" w:type="dxa"/>
-              <w:bottom w:w="80" w:type="dxa"/>
-              <w:left w:w="150" w:type="dxa"/>
-              <w:right w:w="150" w:type="dxa"/>
-            </w:tcMar>
-          </w:tcPr>
-          <w:p>
-            <w:r>
-              <w:rPr>
-                <w:sz w:val="19"/>
-              </w:rPr>
-              <w:t>7 PYQs</w:t>
-            </w:r>
-          </w:p>
-        </w:tc>
-        <w:tc>
-          <w:tcPr>
-            <w:tcW w:type="dxa" w:w="1872"/>
-            <w:shd w:fill="FFFFFF"/>
             <w:tcMar>
               <w:top w:w="80" w:type="dxa"/>
               <w:bottom w:w="80" w:type="dxa"/>
@@ -591,7 +504,7 @@
                 <w:color w:val="1A365D"/>
                 <w:sz w:val="19"/>
               </w:rPr>
-              <w:t>Reflection at Spherical Mirrors &amp; Mirror Formula</w:t>
+              <w:t>Thin Lenses, Lens Maker's Formula &amp; Optical Instruments</w:t>
             </w:r>
           </w:p>
         </w:tc>
@@ -613,7 +526,7 @@
                 <w:color w:val="2D3748"/>
                 <w:sz w:val="19"/>
               </w:rPr>
-              <w:t>\frac{1}{v} + \frac{1}{u} = \frac{1}{f}, \quad m = -\frac{v}{u} = \frac{f}{f - u}, \quad f = \frac{R}{2}</w:t>
+              <w:t>\frac{1}{f} = (n-1)\left(\frac{1}{R_1} - \frac{1}{R_2}\right), \quad P = P_1 + P_2, \quad m_{\text{telescope}} = \frac{f_o}{f_e}, \quad L = f_o + f_e</w:t>
             </w:r>
           </w:p>
         </w:tc>
@@ -637,7 +550,7 @@
                 <w:color w:val="1A365D"/>
                 <w:sz w:val="19"/>
               </w:rPr>
-              <w:t>Refraction at Interfaces, Snell's Law &amp; TIR</w:t>
+              <w:t>Refraction, Snell's Law &amp; Total Internal Reflection (TIR)</w:t>
             </w:r>
           </w:p>
         </w:tc>
@@ -659,7 +572,7 @@
                 <w:color w:val="2D3748"/>
                 <w:sz w:val="19"/>
               </w:rPr>
-              <w:t>n_1 \sin i = n_2 \sin r, \quad \sin\theta_c = \frac{n_2}{n_1} \; (n_1 &gt; n_2), \quad d' = \frac{d}{\mu}, \quad \text{Shift} = t\left(1 - \frac{1}{\mu}\right)</w:t>
+              <w:t>\\sin C = \frac{1}{n}, \quad d_{\text{apparent}} = \frac{d_{\text{real}}}{n}, \quad \text{Shift} = d\left(1 - \frac{1}{n}\right)</w:t>
             </w:r>
           </w:p>
         </w:tc>
@@ -683,7 +596,7 @@
                 <w:color w:val="1A365D"/>
                 <w:sz w:val="19"/>
               </w:rPr>
-              <w:t>Lens Maker's Formula &amp; Optical Instruments</w:t>
+              <w:t>Prism Dispersion &amp; Angle of Minimum Deviation</w:t>
             </w:r>
           </w:p>
         </w:tc>
@@ -705,53 +618,7 @@
                 <w:color w:val="2D3748"/>
                 <w:sz w:val="19"/>
               </w:rPr>
-              <w:t>\frac{1}{f} = (\mu - 1)\left(\frac{1}{R_1} - \frac{1}{R_2}\right), \quad P = \frac{1}{f}, \quad M_{\text{telescope}} = \frac{f_o}{f_e}, \quad M_{\text{microscope}} = \frac{L}{f_o}\frac{D}{f_e}</w:t>
-            </w:r>
-          </w:p>
-        </w:tc>
-      </w:tr>
-      <w:tr>
-        <w:tc>
-          <w:tcPr>
-            <w:tcW w:type="dxa" w:w="3600"/>
-            <w:shd w:fill="FFFFFF"/>
-            <w:tcMar>
-              <w:top w:w="100" w:type="dxa"/>
-              <w:bottom w:w="100" w:type="dxa"/>
-              <w:left w:w="150" w:type="dxa"/>
-              <w:right w:w="150" w:type="dxa"/>
-            </w:tcMar>
-          </w:tcPr>
-          <w:p>
-            <w:r>
-              <w:rPr>
-                <w:b/>
-                <w:color w:val="1A365D"/>
-                <w:sz w:val="19"/>
-              </w:rPr>
-              <w:t>Prism Dispersion &amp; Minimum Deviation</w:t>
-            </w:r>
-          </w:p>
-        </w:tc>
-        <w:tc>
-          <w:tcPr>
-            <w:tcW w:type="dxa" w:w="6480"/>
-            <w:shd w:fill="FFFFFF"/>
-            <w:tcMar>
-              <w:top w:w="100" w:type="dxa"/>
-              <w:bottom w:w="100" w:type="dxa"/>
-              <w:left w:w="150" w:type="dxa"/>
-              <w:right w:w="150" w:type="dxa"/>
-            </w:tcMar>
-          </w:tcPr>
-          <w:p>
-            <w:r>
-              <w:rPr>
-                <w:rFonts w:ascii="Cambria Math" w:hAnsi="Cambria Math"/>
-                <w:color w:val="2D3748"/>
-                <w:sz w:val="19"/>
-              </w:rPr>
-              <w:t>\delta = i + e - A, \quad \mu = \frac{\sin\left(\frac{A + \delta_m}{2}\right)}{\sin(A/2)}, \quad \delta \approx (\mu - 1)A \; (\text{thin prism})</w:t>
+              <w:t>n = \frac{\\sin\left(\frac{A + D_m}{2}\right)}{\\sin\left(\frac{A}{2}\right)}, \quad i = e = \frac{A + D_m}{2}, \quad r = \frac{A}{2}</w:t>
             </w:r>
           </w:p>
         </w:tc>
@@ -783,7 +650,7 @@
           <w:color w:val="2B6CB0"/>
           <w:sz w:val="24"/>
         </w:rPr>
-        <w:t>3.1 Reflection at Spherical Mirrors &amp; Mirror Formula (Very High Yield — 17 PYQs)</w:t>
+        <w:t>3.1 Thin Lenses, Lens Maker's Formula &amp; Optical Instruments (Very High Yield — 19 PYQs)</w:t>
       </w:r>
     </w:p>
     <w:p>
@@ -798,7 +665,7 @@
         <w:rPr>
           <w:sz w:val="20"/>
         </w:rPr>
-        <w:t>Image formation by concave and convex mirrors, Cartesian sign convention, and linear/longitudinal magnification.</w:t>
+        <w:t>Lens Maker's formula: (1 / f) = (n-1)\left((1 / R_1) - (1 / R_2)\right). Power P = (1 / f(m)) in Dioptres. Combination of lenses in contact: P = P_1 + P_2 \implies (1 / F) = (1 / f_1) + (1 / f_2). Telescope magnifying power in normal adjustment: m = -(f_o / f_e), tube length L = f_o + f_e. Compound microscope: m = -(v_o / u_o)\left(1 + (D / f_e)\right).</w:t>
       </w:r>
     </w:p>
     <w:tbl>
@@ -836,7 +703,7 @@
                 <w:color w:val="2D3748"/>
                 <w:sz w:val="19"/>
               </w:rPr>
-              <w:t>Concave mirror has negative focal length (f &lt; 0); convex mirror has positive focal length (f &gt; 0).</w:t>
+              <w:t>When a glass lens (n=1.5) is immersed in water (n=4/3), its focal length increases by 4 times (f_(water) = 4 f_(air)) and its power decreases to 1/4!</w:t>
             </w:r>
           </w:p>
         </w:tc>
@@ -877,7 +744,7 @@
                 <w:color w:val="2D3748"/>
                 <w:sz w:val="19"/>
               </w:rPr>
-              <w:t>Virtual image in a concave mirror is ALWAYS magnified (|m| &gt; 1), while in a convex mirror it is ALWAYS diminished (|m| &lt; 1).</w:t>
+              <w:t>If an equiconvex lens of focal length f is cut vertically in half, each plano-convex half has focal length 2f. If cut horizontally in half, each piece retains focal length f.</w:t>
             </w:r>
           </w:p>
         </w:tc>
@@ -906,13 +773,40 @@
           <w:b/>
           <w:sz w:val="18"/>
         </w:rPr>
-        <w:t xml:space="preserve">[2026 Shift] Q#4 (MCQ): </w:t>
+        <w:t xml:space="preserve">[2025 Shift] Q#3 (MCQ): </w:t>
       </w:r>
       <w:r>
         <w:rPr>
           <w:sz w:val="18"/>
         </w:rPr>
-        <w:t xml:space="preserve">"The direction of a ray of light incident on a concave mirror is shown by PQ, while direction in which the ray would travel after reflection ..."  </w:t>
+        <w:t xml:space="preserve">"A convex lens has power P. It is cut into two halves along its principal axis. Further one piece (out of two halves) is cut into two halves ..."  </w:t>
+      </w:r>
+      <w:r>
+        <w:rPr>
+          <w:b/>
+          <w:color w:val="2B6CB0"/>
+          <w:sz w:val="18"/>
+        </w:rPr>
+        <w:t>[Ans: N/A]</w:t>
+      </w:r>
+    </w:p>
+    <w:p>
+      <w:pPr>
+        <w:pStyle w:val="ListBullet"/>
+        <w:spacing w:after="40"/>
+      </w:pPr>
+      <w:r>
+        <w:rPr>
+          <w:b/>
+          <w:sz w:val="18"/>
+        </w:rPr>
+        <w:t xml:space="preserve">[2025 Shift] Q#4 (MCQ): </w:t>
+      </w:r>
+      <w:r>
+        <w:rPr>
+          <w:sz w:val="18"/>
+        </w:rPr>
+        <w:t xml:space="preserve">"The image formed by an objective lens of a compound microscope is..."  </w:t>
       </w:r>
       <w:r>
         <w:rPr>
@@ -952,33 +846,6 @@
     </w:p>
     <w:p>
       <w:pPr>
-        <w:pStyle w:val="ListBullet"/>
-        <w:spacing w:after="40"/>
-      </w:pPr>
-      <w:r>
-        <w:rPr>
-          <w:b/>
-          <w:sz w:val="18"/>
-        </w:rPr>
-        <w:t xml:space="preserve">[2024 Shift] Q#3 (MCQ): </w:t>
-      </w:r>
-      <w:r>
-        <w:rPr>
-          <w:sz w:val="18"/>
-        </w:rPr>
-        <w:t xml:space="preserve">"The final image formed by an astronomical telescope is..."  </w:t>
-      </w:r>
-      <w:r>
-        <w:rPr>
-          <w:b/>
-          <w:color w:val="2B6CB0"/>
-          <w:sz w:val="18"/>
-        </w:rPr>
-        <w:t>[Ans: N/A]</w:t>
-      </w:r>
-    </w:p>
-    <w:p>
-      <w:pPr>
         <w:spacing w:after="120"/>
       </w:pPr>
     </w:p>
@@ -991,7 +858,7 @@
           <w:color w:val="2B6CB0"/>
           <w:sz w:val="24"/>
         </w:rPr>
-        <w:t>3.2 Refraction at Interfaces, Snell's Law &amp; TIR (High Yield — 12 PYQs)</w:t>
+        <w:t>3.2 Refraction, Snell's Law &amp; Total Internal Reflection (TIR) (High Yield — 13 PYQs)</w:t>
       </w:r>
     </w:p>
     <w:p>
@@ -1006,7 +873,7 @@
         <w:rPr>
           <w:sz w:val="20"/>
         </w:rPr>
-        <w:t>Snell's law, apparent depth shift in transparent media, and total internal reflection condition (i ≥ θ_c from denser to rarer).</w:t>
+        <w:t>Snell's Law: n_1sin i = n_2sin r. Total Internal Reflection (TIR) occurs when light travels from a denser to a rarer medium at an angle of incidence exceeding the critical angle C: sin C = \fracn_(rarer)n_(denser). Applications: optical fibers, mirage, diamond brilliance. Apparent depth of a submerged object: d' = d/n.</w:t>
       </w:r>
     </w:p>
     <w:tbl>
@@ -1044,7 +911,7 @@
                 <w:color w:val="2D3748"/>
                 <w:sz w:val="19"/>
               </w:rPr>
-              <w:t>Total internal reflection can ONLY occur when light travels from an optically DENSER medium to a RARER medium.</w:t>
+              <w:t>TIR can ONLY occur when light travels from an optically DENSER medium to an optically RARER medium, never vice versa!</w:t>
             </w:r>
           </w:p>
         </w:tc>
@@ -1085,7 +952,7 @@
                 <w:color w:val="2D3748"/>
                 <w:sz w:val="19"/>
               </w:rPr>
-              <w:t>Area of circle through which light emerges from fish/source at depth h: A = (π h^2 / μ^2 - 1).</w:t>
+              <w:t>Critical angle for glass (n=1.5) is C ≈ 42°; for water (n=4/3) is C ≈ 49°; for diamond (n=2.42) is C ≈ 24°.</w:t>
             </w:r>
           </w:p>
         </w:tc>
@@ -1168,13 +1035,13 @@
           <w:b/>
           <w:sz w:val="18"/>
         </w:rPr>
-        <w:t xml:space="preserve">[2025 Shift] Q#2 (MCQ): </w:t>
+        <w:t xml:space="preserve">[2026 Shift] Q#4 (MCQ): </w:t>
       </w:r>
       <w:r>
         <w:rPr>
           <w:sz w:val="18"/>
         </w:rPr>
-        <w:t xml:space="preserve">"A ray of light passes from vaccum into a medium of refractive index n . If the angle of incidence is twice the angle of refraction, then t..."  </w:t>
+        <w:t xml:space="preserve">"The direction of a ray of light incident on a concave mirror is shown by PQ, while direction in which the ray would travel after reflection ..."  </w:t>
       </w:r>
       <w:r>
         <w:rPr>
@@ -1199,7 +1066,7 @@
           <w:color w:val="2B6CB0"/>
           <w:sz w:val="24"/>
         </w:rPr>
-        <w:t>3.3 Lens Maker's Formula &amp; Optical Instruments (High Yield — 11 PYQs)</w:t>
+        <w:t>3.3 Prism Dispersion &amp; Angle of Minimum Deviation (Moderate Yield — 7 PYQs)</w:t>
       </w:r>
     </w:p>
     <w:p>
@@ -1214,7 +1081,7 @@
         <w:rPr>
           <w:sz w:val="20"/>
         </w:rPr>
-        <w:t>Thin lens refraction, Lens Maker's equation, lens power in Dioptres (P = 1/f), and magnifying power of optical devices.</w:t>
+        <w:t>Prism formulas: A = r_1 + r_2 and i + e = A + D. At minimum deviation D = D_m: i = e and r_1 = r_2 = A/2. Refractive index n = (sin((A+D_m)/2) / sin(A/2)). For a thin prism: D = (n-1)A.</w:t>
       </w:r>
     </w:p>
     <w:tbl>
@@ -1252,7 +1119,7 @@
                 <w:color w:val="2D3748"/>
                 <w:sz w:val="19"/>
               </w:rPr>
-              <w:t>When a lens is immersed in a liquid of refractive index μ_l &gt; μ_(glass), its converging/diverging nature REVERSES (convex acts concave).</w:t>
+              <w:t>At minimum deviation in an equilateral prism (A = 60°), the refracted ray inside the prism travels PARALLEL to the base.</w:t>
             </w:r>
           </w:p>
         </w:tc>
@@ -1293,215 +1160,7 @@
                 <w:color w:val="2D3748"/>
                 <w:sz w:val="19"/>
               </w:rPr>
-              <w:t>When a lens is cut vertically in half, each half retains the SAME focal length f. When cut horizontally, focal length remains f, but image brightness is halved.</w:t>
-            </w:r>
-          </w:p>
-        </w:tc>
-      </w:tr>
-    </w:tbl>
-    <w:p>
-      <w:pPr>
-        <w:spacing w:before="120" w:after="40"/>
-      </w:pPr>
-      <w:r>
-        <w:rPr>
-          <w:b/>
-          <w:color w:val="1A365D"/>
-          <w:sz w:val="19"/>
-        </w:rPr>
-        <w:t>Source PYQs testing this concept:</w:t>
-      </w:r>
-    </w:p>
-    <w:p>
-      <w:pPr>
-        <w:pStyle w:val="ListBullet"/>
-        <w:spacing w:after="40"/>
-      </w:pPr>
-      <w:r>
-        <w:rPr>
-          <w:b/>
-          <w:sz w:val="18"/>
-        </w:rPr>
-        <w:t xml:space="preserve">[2025 Shift] Q#3 (MCQ): </w:t>
-      </w:r>
-      <w:r>
-        <w:rPr>
-          <w:sz w:val="18"/>
-        </w:rPr>
-        <w:t xml:space="preserve">"A convex lens has power P. It is cut into two halves along its principal axis. Further one piece (out of two halves) is cut into two halves ..."  </w:t>
-      </w:r>
-      <w:r>
-        <w:rPr>
-          <w:b/>
-          <w:color w:val="2B6CB0"/>
-          <w:sz w:val="18"/>
-        </w:rPr>
-        <w:t>[Ans: N/A]</w:t>
-      </w:r>
-    </w:p>
-    <w:p>
-      <w:pPr>
-        <w:pStyle w:val="ListBullet"/>
-        <w:spacing w:after="40"/>
-      </w:pPr>
-      <w:r>
-        <w:rPr>
-          <w:b/>
-          <w:sz w:val="18"/>
-        </w:rPr>
-        <w:t xml:space="preserve">[2025 Shift] Q#4 (MCQ): </w:t>
-      </w:r>
-      <w:r>
-        <w:rPr>
-          <w:sz w:val="18"/>
-        </w:rPr>
-        <w:t xml:space="preserve">"The image formed by an objective lens of a compound microscope is..."  </w:t>
-      </w:r>
-      <w:r>
-        <w:rPr>
-          <w:b/>
-          <w:color w:val="2B6CB0"/>
-          <w:sz w:val="18"/>
-        </w:rPr>
-        <w:t>[Ans: N/A]</w:t>
-      </w:r>
-    </w:p>
-    <w:p>
-      <w:pPr>
-        <w:pStyle w:val="ListBullet"/>
-        <w:spacing w:after="40"/>
-      </w:pPr>
-      <w:r>
-        <w:rPr>
-          <w:b/>
-          <w:sz w:val="18"/>
-        </w:rPr>
-        <w:t xml:space="preserve">[2023 Shift] Q#1 (MCQ): </w:t>
-      </w:r>
-      <w:r>
-        <w:rPr>
-          <w:sz w:val="18"/>
-        </w:rPr>
-        <w:t xml:space="preserve">"An equiconvex lens made of glass of refractive index (3 / 2) has focal length f in air. It is completely immersed in water of refrac..."  </w:t>
-      </w:r>
-      <w:r>
-        <w:rPr>
-          <w:b/>
-          <w:color w:val="2B6CB0"/>
-          <w:sz w:val="18"/>
-        </w:rPr>
-        <w:t>[Ans: N/A]</w:t>
-      </w:r>
-    </w:p>
-    <w:p>
-      <w:pPr>
-        <w:spacing w:after="120"/>
-      </w:pPr>
-    </w:p>
-    <w:p>
-      <w:pPr>
-        <w:pStyle w:val="Heading2"/>
-      </w:pPr>
-      <w:r>
-        <w:rPr>
-          <w:color w:val="2B6CB0"/>
-          <w:sz w:val="24"/>
-        </w:rPr>
-        <w:t>3.4 Prism Dispersion &amp; Minimum Deviation (Moderate Yield — 7 PYQs)</w:t>
-      </w:r>
-    </w:p>
-    <w:p>
-      <w:r>
-        <w:rPr>
-          <w:b/>
-          <w:sz w:val="20"/>
-        </w:rPr>
-        <w:t xml:space="preserve">Core Principle: </w:t>
-      </w:r>
-      <w:r>
-        <w:rPr>
-          <w:sz w:val="20"/>
-        </w:rPr>
-        <w:t>Ray refraction through triangular prisms, condition for minimum deviation (i = e, r_1 = r_2 = A/2), and angular dispersion.</w:t>
-      </w:r>
-    </w:p>
-    <w:tbl>
-      <w:tblPr>
-        <w:tblW w:type="auto" w:w="0"/>
-        <w:jc w:val="center"/>
-        <w:tblLook w:firstColumn="1" w:firstRow="1" w:lastColumn="0" w:lastRow="0" w:noHBand="0" w:noVBand="1" w:val="04A0"/>
-      </w:tblPr>
-      <w:tblGrid>
-        <w:gridCol w:w="10080"/>
-      </w:tblGrid>
-      <w:tr>
-        <w:tc>
-          <w:tcPr>
-            <w:tcW w:type="dxa" w:w="10080"/>
-            <w:shd w:fill="FFF5F5"/>
-            <w:tcMar>
-              <w:top w:w="100" w:type="dxa"/>
-              <w:bottom w:w="100" w:type="dxa"/>
-              <w:left w:w="150" w:type="dxa"/>
-              <w:right w:w="150" w:type="dxa"/>
-            </w:tcMar>
-          </w:tcPr>
-          <w:p>
-            <w:r>
-              <w:rPr>
-                <w:b/>
-                <w:color w:val="C53030"/>
-                <w:sz w:val="19"/>
-              </w:rPr>
-              <w:t xml:space="preserve">⚠️ Common Trap / JEE Pitfall: </w:t>
-            </w:r>
-            <w:r>
-              <w:rPr>
-                <w:color w:val="2D3748"/>
-                <w:sz w:val="19"/>
-              </w:rPr>
-              <w:t>At minimum deviation, the refracted ray inside an equilateral prism passes strictly PARALLEL to the base.</w:t>
-            </w:r>
-          </w:p>
-        </w:tc>
-      </w:tr>
-    </w:tbl>
-    <w:tbl>
-      <w:tblPr>
-        <w:tblW w:type="auto" w:w="0"/>
-        <w:jc w:val="center"/>
-        <w:tblLook w:firstColumn="1" w:firstRow="1" w:lastColumn="0" w:lastRow="0" w:noHBand="0" w:noVBand="1" w:val="04A0"/>
-      </w:tblPr>
-      <w:tblGrid>
-        <w:gridCol w:w="10080"/>
-      </w:tblGrid>
-      <w:tr>
-        <w:tc>
-          <w:tcPr>
-            <w:tcW w:type="dxa" w:w="10080"/>
-            <w:shd w:fill="F0FFF4"/>
-            <w:tcMar>
-              <w:top w:w="100" w:type="dxa"/>
-              <w:bottom w:w="100" w:type="dxa"/>
-              <w:left w:w="150" w:type="dxa"/>
-              <w:right w:w="150" w:type="dxa"/>
-            </w:tcMar>
-          </w:tcPr>
-          <w:p>
-            <w:r>
-              <w:rPr>
-                <w:b/>
-                <w:color w:val="276749"/>
-                <w:sz w:val="19"/>
-              </w:rPr>
-              <w:t xml:space="preserve">💡 Speed Hack / Trick: </w:t>
-            </w:r>
-            <w:r>
-              <w:rPr>
-                <w:color w:val="2D3748"/>
-                <w:sz w:val="19"/>
-              </w:rPr>
-              <w:t>Condition for no emergent ray (always TIR on second face): A &gt; 2θ_c.</w:t>
+              <w:t>If D_m = A for an equilateral prism, n = (sin A / sin(A/2)) = 2cos(A/2) = 2cos 30° = √(3) ≈ 1.732.</w:t>
             </w:r>
           </w:p>
         </w:tc>
@@ -1872,128 +1531,7 @@
           <w:color w:val="1A365D"/>
           <w:sz w:val="22"/>
         </w:rPr>
-        <w:t>Benchmark Problem 3: KCET 2026 (Q#4)</w:t>
-      </w:r>
-    </w:p>
-    <w:p>
-      <w:pPr>
-        <w:spacing w:after="80"/>
-      </w:pPr>
-      <w:r>
-        <w:rPr>
-          <w:sz w:val="20"/>
-        </w:rPr>
-        <w:t>The direction of a ray of light incident on a concave mirror is shown by PQ, while direction in which the ray would travel after reflection is shown by four rays marked as A, B, C and D as shown in the figure. Which of the four rays correctly shows the direction of the reflected ray?</w:t>
-      </w:r>
-    </w:p>
-    <w:p>
-      <w:pPr>
-        <w:pStyle w:val="ListBullet"/>
-        <w:spacing w:after="20"/>
-      </w:pPr>
-      <w:r>
-        <w:rPr>
-          <w:sz w:val="19"/>
-        </w:rPr>
-        <w:t xml:space="preserve">(A) </w:t>
-      </w:r>
-    </w:p>
-    <w:p>
-      <w:pPr>
-        <w:pStyle w:val="ListBullet"/>
-        <w:spacing w:after="20"/>
-      </w:pPr>
-      <w:r>
-        <w:rPr>
-          <w:sz w:val="19"/>
-        </w:rPr>
-        <w:t xml:space="preserve">(B) </w:t>
-      </w:r>
-    </w:p>
-    <w:p>
-      <w:pPr>
-        <w:pStyle w:val="ListBullet"/>
-        <w:spacing w:after="20"/>
-      </w:pPr>
-      <w:r>
-        <w:rPr>
-          <w:sz w:val="19"/>
-        </w:rPr>
-        <w:t xml:space="preserve">(C) </w:t>
-      </w:r>
-    </w:p>
-    <w:p>
-      <w:pPr>
-        <w:pStyle w:val="ListBullet"/>
-        <w:spacing w:after="20"/>
-      </w:pPr>
-      <w:r>
-        <w:rPr>
-          <w:sz w:val="19"/>
-        </w:rPr>
-        <w:t xml:space="preserve">(D) </w:t>
-      </w:r>
-    </w:p>
-    <w:tbl>
-      <w:tblPr>
-        <w:tblW w:type="auto" w:w="0"/>
-        <w:jc w:val="center"/>
-        <w:tblLook w:firstColumn="1" w:firstRow="1" w:lastColumn="0" w:lastRow="0" w:noHBand="0" w:noVBand="1" w:val="04A0"/>
-      </w:tblPr>
-      <w:tblGrid>
-        <w:gridCol w:w="10080"/>
-      </w:tblGrid>
-      <w:tr>
-        <w:tc>
-          <w:tcPr>
-            <w:tcW w:type="dxa" w:w="10080"/>
-            <w:shd w:fill="F7FAFC"/>
-            <w:tcMar>
-              <w:top w:w="100" w:type="dxa"/>
-              <w:bottom w:w="100" w:type="dxa"/>
-              <w:left w:w="150" w:type="dxa"/>
-              <w:right w:w="150" w:type="dxa"/>
-            </w:tcMar>
-          </w:tcPr>
-          <w:p>
-            <w:r>
-              <w:rPr>
-                <w:b/>
-                <w:color w:val="1A365D"/>
-                <w:sz w:val="19"/>
-              </w:rPr>
-              <w:t>Correct Answer: None</w:t>
-              <w:br/>
-            </w:r>
-            <w:r>
-              <w:rPr>
-                <w:color w:val="2D3748"/>
-                <w:sz w:val="18"/>
-              </w:rPr>
-              <w:t>Solution Analysis:</w:t>
-              <w:br/>
-              <w:t>For a concave mirror, there is an important rule: a ray of light which is parallel to the principal axis reflects and then passes through the principal focus, F . In the figure, the incident ray PQ is parallel to the principal axis of the concave mirror. So after reflection, this ray must pass through the focus F . Among the given rays, only ray C passes through the principal focus F . So, the correct reflected ray is C .</w:t>
-            </w:r>
-          </w:p>
-        </w:tc>
-      </w:tr>
-    </w:tbl>
-    <w:p>
-      <w:pPr>
-        <w:spacing w:after="120"/>
-      </w:pPr>
-    </w:p>
-    <w:p>
-      <w:pPr>
-        <w:spacing w:before="160" w:after="40"/>
-      </w:pPr>
-      <w:r>
-        <w:rPr>
-          <w:b/>
-          <w:color w:val="1A365D"/>
-          <w:sz w:val="22"/>
-        </w:rPr>
-        <w:t>Benchmark Problem 4: KCET 2025 (Q#4)</w:t>
+        <w:t>Benchmark Problem 3: KCET 2025 (Q#4)</w:t>
       </w:r>
     </w:p>
     <w:p>
